--- a/hin/docx/10.content.docx
+++ b/hin/docx/10.content.docx
@@ -2672,6 +2672,20 @@
       </w:r>
       <w:r>
         <w:rPr>
+          <w:lang w:val="hi_IN" w:bidi="hi_IN"/>
+        </w:rPr>
+        <w:t>וַ⁠יְהִ֗י</w:t>
+      </w:r>
+    </w:p>
+    <w:p>
+      <w:pPr/>
+      <w:r>
+        <w:rPr>
+          <w:lang w:val="hi_IN" w:bidi="hi_IN"/>
+        </w:rPr>
+      </w:r>
+      <w:r>
+        <w:rPr>
           <w:b/>
           <w:lang w:val="hi_IN" w:bidi="hi_IN"/>
         </w:rPr>
@@ -2769,6 +2783,20 @@
       </w:r>
       <w:r>
         <w:rPr>
+          <w:lang w:val="hi_IN" w:bidi="hi_IN"/>
+        </w:rPr>
+        <w:t>וְ⁠דָוִ֣ד שָׁ֔ב</w:t>
+      </w:r>
+    </w:p>
+    <w:p>
+      <w:pPr/>
+      <w:r>
+        <w:rPr>
+          <w:lang w:val="hi_IN" w:bidi="hi_IN"/>
+        </w:rPr>
+      </w:r>
+      <w:r>
+        <w:rPr>
           <w:b/>
           <w:lang w:val="hi_IN" w:bidi="hi_IN"/>
         </w:rPr>
@@ -2891,6 +2919,20 @@
       </w:r>
       <w:r>
         <w:rPr>
+          <w:lang w:val="hi_IN" w:bidi="hi_IN"/>
+        </w:rPr>
+        <w:t>אֶת־הָ⁠עֲמָלֵ֑ק</w:t>
+      </w:r>
+    </w:p>
+    <w:p>
+      <w:pPr/>
+      <w:r>
+        <w:rPr>
+          <w:lang w:val="hi_IN" w:bidi="hi_IN"/>
+        </w:rPr>
+      </w:r>
+      <w:r>
+        <w:rPr>
           <w:b/>
           <w:lang w:val="hi_IN" w:bidi="hi_IN"/>
         </w:rPr>
@@ -3124,6 +3166,20 @@
       </w:r>
       <w:r>
         <w:rPr>
+          <w:lang w:val="hi_IN" w:bidi="hi_IN"/>
+        </w:rPr>
+        <w:t>יָמִ֥ים שְׁנָֽיִם</w:t>
+      </w:r>
+    </w:p>
+    <w:p>
+      <w:pPr/>
+      <w:r>
+        <w:rPr>
+          <w:lang w:val="hi_IN" w:bidi="hi_IN"/>
+        </w:rPr>
+      </w:r>
+      <w:r>
+        <w:rPr>
           <w:b/>
           <w:lang w:val="hi_IN" w:bidi="hi_IN"/>
         </w:rPr>
@@ -3317,6 +3373,20 @@
       </w:r>
       <w:r>
         <w:rPr>
+          <w:lang w:val="hi_IN" w:bidi="hi_IN"/>
+        </w:rPr>
+        <w:t>בַּ⁠יּ֣וֹם הַ⁠שְּׁלִישִׁ֗י</w:t>
+      </w:r>
+    </w:p>
+    <w:p>
+      <w:pPr/>
+      <w:r>
+        <w:rPr>
+          <w:lang w:val="hi_IN" w:bidi="hi_IN"/>
+        </w:rPr>
+      </w:r>
+      <w:r>
+        <w:rPr>
           <w:b/>
           <w:lang w:val="hi_IN" w:bidi="hi_IN"/>
         </w:rPr>
@@ -3427,6 +3497,20 @@
       </w:r>
       <w:r>
         <w:rPr>
+          <w:lang w:val="hi_IN" w:bidi="hi_IN"/>
+        </w:rPr>
+        <w:t>וְ⁠הִנֵּה֩</w:t>
+      </w:r>
+    </w:p>
+    <w:p>
+      <w:pPr/>
+      <w:r>
+        <w:rPr>
+          <w:lang w:val="hi_IN" w:bidi="hi_IN"/>
+        </w:rPr>
+      </w:r>
+      <w:r>
+        <w:rPr>
           <w:b/>
           <w:lang w:val="hi_IN" w:bidi="hi_IN"/>
         </w:rPr>
@@ -3550,6 +3634,20 @@
       </w:r>
       <w:r>
         <w:rPr>
+          <w:lang w:val="hi_IN" w:bidi="hi_IN"/>
+        </w:rPr>
+        <w:t>וּ⁠בְגָדָ֣י⁠ו קְרֻעִ֔ים וַ⁠אֲדָמָ֖ה עַל־רֹאשׁ֑⁠וֹ</w:t>
+      </w:r>
+    </w:p>
+    <w:p>
+      <w:pPr/>
+      <w:r>
+        <w:rPr>
+          <w:lang w:val="hi_IN" w:bidi="hi_IN"/>
+        </w:rPr>
+      </w:r>
+      <w:r>
+        <w:rPr>
           <w:b/>
           <w:lang w:val="hi_IN" w:bidi="hi_IN"/>
         </w:rPr>
@@ -3783,6 +3881,20 @@
       </w:r>
       <w:r>
         <w:rPr>
+          <w:lang w:val="hi_IN" w:bidi="hi_IN"/>
+        </w:rPr>
+        <w:t>וַ⁠יִּפֹּ֥ל אַ֖רְצָ⁠ה וַ⁠יִּשְׁתָּֽחוּ</w:t>
+      </w:r>
+    </w:p>
+    <w:p>
+      <w:pPr/>
+      <w:r>
+        <w:rPr>
+          <w:lang w:val="hi_IN" w:bidi="hi_IN"/>
+        </w:rPr>
+      </w:r>
+      <w:r>
+        <w:rPr>
           <w:b/>
           <w:lang w:val="hi_IN" w:bidi="hi_IN"/>
         </w:rPr>
@@ -3893,6 +4005,20 @@
       </w:r>
       <w:r>
         <w:rPr>
+          <w:lang w:val="hi_IN" w:bidi="hi_IN"/>
+        </w:rPr>
+        <w:t>אֵ֥י מִ⁠זֶּ֖ה תָּב֑וֹא</w:t>
+      </w:r>
+    </w:p>
+    <w:p>
+      <w:pPr/>
+      <w:r>
+        <w:rPr>
+          <w:lang w:val="hi_IN" w:bidi="hi_IN"/>
+        </w:rPr>
+      </w:r>
+      <w:r>
+        <w:rPr>
           <w:b/>
           <w:lang w:val="hi_IN" w:bidi="hi_IN"/>
         </w:rPr>
@@ -4113,6 +4239,20 @@
       </w:r>
       <w:r>
         <w:rPr>
+          <w:lang w:val="hi_IN" w:bidi="hi_IN"/>
+        </w:rPr>
+        <w:t>הָ⁠עָ֜ם &amp; מִן־הָ⁠עָם֙</w:t>
+      </w:r>
+    </w:p>
+    <w:p>
+      <w:pPr/>
+      <w:r>
+        <w:rPr>
+          <w:lang w:val="hi_IN" w:bidi="hi_IN"/>
+        </w:rPr>
+      </w:r>
+      <w:r>
+        <w:rPr>
           <w:b/>
           <w:lang w:val="hi_IN" w:bidi="hi_IN"/>
         </w:rPr>
@@ -4217,6 +4357,20 @@
       </w:r>
       <w:r>
         <w:rPr>
+          <w:lang w:val="hi_IN" w:bidi="hi_IN"/>
+        </w:rPr>
+        <w:t>נָפַ֤ל &amp; וַ⁠יָּמֻ֔תוּ</w:t>
+      </w:r>
+    </w:p>
+    <w:p>
+      <w:pPr/>
+      <w:r>
+        <w:rPr>
+          <w:lang w:val="hi_IN" w:bidi="hi_IN"/>
+        </w:rPr>
+      </w:r>
+      <w:r>
+        <w:rPr>
           <w:b/>
           <w:lang w:val="hi_IN" w:bidi="hi_IN"/>
         </w:rPr>
@@ -4405,6 +4559,20 @@
       </w:r>
       <w:r>
         <w:rPr>
+          <w:lang w:val="hi_IN" w:bidi="hi_IN"/>
+        </w:rPr>
+        <w:t>וַ⁠יֹּ֜אמֶר הַ⁠נַּ֣עַר ׀ הַ⁠מַּגִּ֣יד ל֗⁠וֹ</w:t>
+      </w:r>
+    </w:p>
+    <w:p>
+      <w:pPr/>
+      <w:r>
+        <w:rPr>
+          <w:lang w:val="hi_IN" w:bidi="hi_IN"/>
+        </w:rPr>
+      </w:r>
+      <w:r>
+        <w:rPr>
           <w:b/>
           <w:lang w:val="hi_IN" w:bidi="hi_IN"/>
         </w:rPr>
@@ -4515,6 +4683,20 @@
       </w:r>
       <w:r>
         <w:rPr>
+          <w:lang w:val="hi_IN" w:bidi="hi_IN"/>
+        </w:rPr>
+        <w:t>נִקְרֹ֤א נִקְרֵ֨יתִי֙</w:t>
+      </w:r>
+    </w:p>
+    <w:p>
+      <w:pPr/>
+      <w:r>
+        <w:rPr>
+          <w:lang w:val="hi_IN" w:bidi="hi_IN"/>
+        </w:rPr>
+      </w:r>
+      <w:r>
+        <w:rPr>
           <w:b/>
           <w:lang w:val="hi_IN" w:bidi="hi_IN"/>
         </w:rPr>
@@ -4626,6 +4808,20 @@
       </w:r>
       <w:r>
         <w:rPr>
+          <w:lang w:val="hi_IN" w:bidi="hi_IN"/>
+        </w:rPr>
+        <w:t>וָ⁠אֹמַ֖ר הִנֵּֽ⁠נִי</w:t>
+      </w:r>
+    </w:p>
+    <w:p>
+      <w:pPr/>
+      <w:r>
+        <w:rPr>
+          <w:lang w:val="hi_IN" w:bidi="hi_IN"/>
+        </w:rPr>
+      </w:r>
+      <w:r>
+        <w:rPr>
           <w:b/>
           <w:lang w:val="hi_IN" w:bidi="hi_IN"/>
         </w:rPr>
@@ -4709,6 +4905,20 @@
       </w:r>
       <w:r>
         <w:rPr>
+          <w:lang w:val="hi_IN" w:bidi="hi_IN"/>
+        </w:rPr>
+        <w:t>הִנֵּֽ⁠נִי</w:t>
+      </w:r>
+    </w:p>
+    <w:p>
+      <w:pPr/>
+      <w:r>
+        <w:rPr>
+          <w:lang w:val="hi_IN" w:bidi="hi_IN"/>
+        </w:rPr>
+      </w:r>
+      <w:r>
+        <w:rPr>
           <w:b/>
           <w:lang w:val="hi_IN" w:bidi="hi_IN"/>
         </w:rPr>
@@ -5123,6 +5333,20 @@
       </w:r>
       <w:r>
         <w:rPr>
+          <w:lang w:val="hi_IN" w:bidi="hi_IN"/>
+        </w:rPr>
+        <w:t>אֲחָזַ֖⁠נִי הַ⁠שָּׁבָ֑ץ</w:t>
+      </w:r>
+    </w:p>
+    <w:p>
+      <w:pPr/>
+      <w:r>
+        <w:rPr>
+          <w:lang w:val="hi_IN" w:bidi="hi_IN"/>
+        </w:rPr>
+      </w:r>
+      <w:r>
+        <w:rPr>
           <w:b/>
           <w:lang w:val="hi_IN" w:bidi="hi_IN"/>
         </w:rPr>
@@ -5287,6 +5511,20 @@
         <w:rPr>
           <w:lang w:val="hi_IN" w:bidi="hi_IN"/>
         </w:rPr>
+      </w:r>
+    </w:p>
+    <w:p>
+      <w:pPr/>
+      <w:r>
+        <w:rPr>
+          <w:lang w:val="hi_IN" w:bidi="hi_IN"/>
+        </w:rPr>
+      </w:r>
+      <w:r>
+        <w:rPr>
+          <w:lang w:val="hi_IN" w:bidi="hi_IN"/>
+        </w:rPr>
+        <w:t>עֲמָד &amp; עָלַ⁠י֙ וּ⁠מֹ֣תְתֵ֔⁠נִי</w:t>
       </w:r>
     </w:p>
     <w:p>
@@ -5426,6 +5664,20 @@
       </w:r>
       <w:r>
         <w:rPr>
+          <w:lang w:val="hi_IN" w:bidi="hi_IN"/>
+        </w:rPr>
+        <w:t>כָל־ע֥וֹד נַפְשִׁ֖⁠י בִּֽ⁠י</w:t>
+      </w:r>
+    </w:p>
+    <w:p>
+      <w:pPr/>
+      <w:r>
+        <w:rPr>
+          <w:lang w:val="hi_IN" w:bidi="hi_IN"/>
+        </w:rPr>
+      </w:r>
+      <w:r>
+        <w:rPr>
           <w:b/>
           <w:lang w:val="hi_IN" w:bidi="hi_IN"/>
         </w:rPr>
@@ -5659,6 +5911,20 @@
       </w:r>
       <w:r>
         <w:rPr>
+          <w:lang w:val="hi_IN" w:bidi="hi_IN"/>
+        </w:rPr>
+        <w:t>וָ⁠אֶעֱמֹ֤ד עָלָי⁠ו֙ וַ⁠אֲמֹ֣תְתֵ֔⁠הוּ</w:t>
+      </w:r>
+    </w:p>
+    <w:p>
+      <w:pPr/>
+      <w:r>
+        <w:rPr>
+          <w:lang w:val="hi_IN" w:bidi="hi_IN"/>
+        </w:rPr>
+      </w:r>
+      <w:r>
+        <w:rPr>
           <w:b/>
           <w:lang w:val="hi_IN" w:bidi="hi_IN"/>
         </w:rPr>
@@ -5784,6 +6050,20 @@
         <w:rPr>
           <w:lang w:val="hi_IN" w:bidi="hi_IN"/>
         </w:rPr>
+      </w:r>
+    </w:p>
+    <w:p>
+      <w:pPr/>
+      <w:r>
+        <w:rPr>
+          <w:lang w:val="hi_IN" w:bidi="hi_IN"/>
+        </w:rPr>
+      </w:r>
+      <w:r>
+        <w:rPr>
+          <w:lang w:val="hi_IN" w:bidi="hi_IN"/>
+        </w:rPr>
+        <w:t>לֹ֥א יִֽחְיֶ֖ה אַחֲרֵ֣י נִפְל֑⁠וֹ</w:t>
       </w:r>
     </w:p>
     <w:p>
@@ -5935,6 +6215,20 @@
       </w:r>
       <w:r>
         <w:rPr>
+          <w:lang w:val="hi_IN" w:bidi="hi_IN"/>
+        </w:rPr>
+        <w:t>הַ⁠נֵּ֣זֶר ׀ אֲשֶׁ֣ר עַל־רֹאשׁ֗⁠וֹ וְ⁠אֶצְעָדָה֙ אֲשֶׁ֣ר עַל־זְרֹע֔⁠וֹ</w:t>
+      </w:r>
+    </w:p>
+    <w:p>
+      <w:pPr/>
+      <w:r>
+        <w:rPr>
+          <w:lang w:val="hi_IN" w:bidi="hi_IN"/>
+        </w:rPr>
+      </w:r>
+      <w:r>
+        <w:rPr>
           <w:b/>
           <w:lang w:val="hi_IN" w:bidi="hi_IN"/>
         </w:rPr>
@@ -6052,6 +6346,20 @@
       </w:r>
       <w:r>
         <w:rPr>
+          <w:lang w:val="hi_IN" w:bidi="hi_IN"/>
+        </w:rPr>
+        <w:t>אֶל־אֲדֹנִ֖⁠י</w:t>
+      </w:r>
+    </w:p>
+    <w:p>
+      <w:pPr/>
+      <w:r>
+        <w:rPr>
+          <w:lang w:val="hi_IN" w:bidi="hi_IN"/>
+        </w:rPr>
+      </w:r>
+      <w:r>
+        <w:rPr>
           <w:b/>
           <w:lang w:val="hi_IN" w:bidi="hi_IN"/>
         </w:rPr>
@@ -6162,6 +6470,20 @@
       </w:r>
       <w:r>
         <w:rPr>
+          <w:lang w:val="hi_IN" w:bidi="hi_IN"/>
+        </w:rPr>
+        <w:t>וַ⁠יַּחֲזֵ֥ק דָּוִ֛ד בִּבְגָדָ֖יו וַ⁠יִּקְרָעֵ֑⁠ם</w:t>
+      </w:r>
+    </w:p>
+    <w:p>
+      <w:pPr/>
+      <w:r>
+        <w:rPr>
+          <w:lang w:val="hi_IN" w:bidi="hi_IN"/>
+        </w:rPr>
+      </w:r>
+      <w:r>
+        <w:rPr>
           <w:b/>
           <w:lang w:val="hi_IN" w:bidi="hi_IN"/>
         </w:rPr>
@@ -6263,6 +6585,20 @@
       </w:r>
       <w:r>
         <w:rPr>
+          <w:lang w:val="hi_IN" w:bidi="hi_IN"/>
+        </w:rPr>
+        <w:t>וְ⁠גַ֥ם כָּל־הָ⁠אֲנָשִׁ֖ים אֲשֶׁ֥ר אִתּֽ⁠וֹ</w:t>
+      </w:r>
+    </w:p>
+    <w:p>
+      <w:pPr/>
+      <w:r>
+        <w:rPr>
+          <w:lang w:val="hi_IN" w:bidi="hi_IN"/>
+        </w:rPr>
+      </w:r>
+      <w:r>
+        <w:rPr>
           <w:b/>
           <w:lang w:val="hi_IN" w:bidi="hi_IN"/>
         </w:rPr>
@@ -6452,6 +6788,20 @@
         <w:rPr>
           <w:lang w:val="hi_IN" w:bidi="hi_IN"/>
         </w:rPr>
+      </w:r>
+    </w:p>
+    <w:p>
+      <w:pPr/>
+      <w:r>
+        <w:rPr>
+          <w:lang w:val="hi_IN" w:bidi="hi_IN"/>
+        </w:rPr>
+      </w:r>
+      <w:r>
+        <w:rPr>
+          <w:lang w:val="hi_IN" w:bidi="hi_IN"/>
+        </w:rPr>
+        <w:t>עַ֤ם יְהוָה֙</w:t>
       </w:r>
     </w:p>
     <w:p>
@@ -6585,6 +6935,20 @@
       </w:r>
       <w:r>
         <w:rPr>
+          <w:lang w:val="hi_IN" w:bidi="hi_IN"/>
+        </w:rPr>
+        <w:t>בֵּ֣ית יִשְׂרָאֵ֔ל</w:t>
+      </w:r>
+    </w:p>
+    <w:p>
+      <w:pPr/>
+      <w:r>
+        <w:rPr>
+          <w:lang w:val="hi_IN" w:bidi="hi_IN"/>
+        </w:rPr>
+      </w:r>
+      <w:r>
+        <w:rPr>
           <w:b/>
           <w:lang w:val="hi_IN" w:bidi="hi_IN"/>
         </w:rPr>
@@ -6694,6 +7058,20 @@
       </w:r>
       <w:r>
         <w:rPr>
+          <w:lang w:val="hi_IN" w:bidi="hi_IN"/>
+        </w:rPr>
+        <w:t>נָפְל֖וּ</w:t>
+      </w:r>
+    </w:p>
+    <w:p>
+      <w:pPr/>
+      <w:r>
+        <w:rPr>
+          <w:lang w:val="hi_IN" w:bidi="hi_IN"/>
+        </w:rPr>
+      </w:r>
+      <w:r>
+        <w:rPr>
           <w:b/>
           <w:lang w:val="hi_IN" w:bidi="hi_IN"/>
         </w:rPr>
@@ -6819,6 +7197,20 @@
         <w:rPr>
           <w:lang w:val="hi_IN" w:bidi="hi_IN"/>
         </w:rPr>
+      </w:r>
+    </w:p>
+    <w:p>
+      <w:pPr/>
+      <w:r>
+        <w:rPr>
+          <w:lang w:val="hi_IN" w:bidi="hi_IN"/>
+        </w:rPr>
+      </w:r>
+      <w:r>
+        <w:rPr>
+          <w:lang w:val="hi_IN" w:bidi="hi_IN"/>
+        </w:rPr>
+        <w:t>בֶּ⁠חָֽרֶב</w:t>
       </w:r>
     </w:p>
     <w:p>
@@ -7041,6 +7433,20 @@
       </w:r>
       <w:r>
         <w:rPr>
+          <w:lang w:val="hi_IN" w:bidi="hi_IN"/>
+        </w:rPr>
+        <w:t>אִ֛ישׁ גֵּ֥ר</w:t>
+      </w:r>
+    </w:p>
+    <w:p>
+      <w:pPr/>
+      <w:r>
+        <w:rPr>
+          <w:lang w:val="hi_IN" w:bidi="hi_IN"/>
+        </w:rPr>
+      </w:r>
+      <w:r>
+        <w:rPr>
           <w:b/>
           <w:lang w:val="hi_IN" w:bidi="hi_IN"/>
         </w:rPr>
@@ -7271,6 +7677,20 @@
       </w:r>
       <w:r>
         <w:rPr>
+          <w:lang w:val="hi_IN" w:bidi="hi_IN"/>
+        </w:rPr>
+        <w:t>לִ⁠שְׁלֹ֨חַ֙ יָֽדְ⁠ךָ֔ לְ⁠שַׁחֵ֖ת</w:t>
+      </w:r>
+    </w:p>
+    <w:p>
+      <w:pPr/>
+      <w:r>
+        <w:rPr>
+          <w:lang w:val="hi_IN" w:bidi="hi_IN"/>
+        </w:rPr>
+      </w:r>
+      <w:r>
+        <w:rPr>
           <w:b/>
           <w:lang w:val="hi_IN" w:bidi="hi_IN"/>
         </w:rPr>
@@ -7370,6 +7790,20 @@
         <w:rPr>
           <w:lang w:val="hi_IN" w:bidi="hi_IN"/>
         </w:rPr>
+      </w:r>
+    </w:p>
+    <w:p>
+      <w:pPr/>
+      <w:r>
+        <w:rPr>
+          <w:lang w:val="hi_IN" w:bidi="hi_IN"/>
+        </w:rPr>
+      </w:r>
+      <w:r>
+        <w:rPr>
+          <w:lang w:val="hi_IN" w:bidi="hi_IN"/>
+        </w:rPr>
+        <w:t>אֶת־מְשִׁ֥יחַ יְהוָֽה</w:t>
       </w:r>
     </w:p>
     <w:p>
@@ -7610,6 +8044,20 @@
       </w:r>
       <w:r>
         <w:rPr>
+          <w:lang w:val="hi_IN" w:bidi="hi_IN"/>
+        </w:rPr>
+        <w:t>וַ⁠יֹּ֖אמֶר</w:t>
+      </w:r>
+    </w:p>
+    <w:p>
+      <w:pPr/>
+      <w:r>
+        <w:rPr>
+          <w:lang w:val="hi_IN" w:bidi="hi_IN"/>
+        </w:rPr>
+      </w:r>
+      <w:r>
+        <w:rPr>
           <w:b/>
           <w:lang w:val="hi_IN" w:bidi="hi_IN"/>
         </w:rPr>
@@ -7746,6 +8194,20 @@
       </w:r>
       <w:r>
         <w:rPr>
+          <w:lang w:val="hi_IN" w:bidi="hi_IN"/>
+        </w:rPr>
+        <w:t>וַ⁠יֹּ֤אמֶר אֵלָי⁠ו֙ דָּוִ֔ד דָּמְךָ֖ עַל־רֹאשֶׁ֑⁠ךָ כִּ֣י פִ֗י⁠ךָ עָנָ֤ה בְ⁠ךָ֙ לֵ⁠אמֹ֔ר אָנֹכִ֥י מֹתַ֖תִּי אֶת־מְשִׁ֥יחַ יְהוָֽה</w:t>
+      </w:r>
+    </w:p>
+    <w:p>
+      <w:pPr/>
+      <w:r>
+        <w:rPr>
+          <w:lang w:val="hi_IN" w:bidi="hi_IN"/>
+        </w:rPr>
+      </w:r>
+      <w:r>
+        <w:rPr>
           <w:b/>
           <w:lang w:val="hi_IN" w:bidi="hi_IN"/>
         </w:rPr>
@@ -7939,6 +8401,20 @@
       </w:r>
       <w:r>
         <w:rPr>
+          <w:lang w:val="hi_IN" w:bidi="hi_IN"/>
+        </w:rPr>
+        <w:t>דָּמְךָ֖ עַל־רֹאשֶׁ֑⁠ךָ</w:t>
+      </w:r>
+    </w:p>
+    <w:p>
+      <w:pPr/>
+      <w:r>
+        <w:rPr>
+          <w:lang w:val="hi_IN" w:bidi="hi_IN"/>
+        </w:rPr>
+      </w:r>
+      <w:r>
+        <w:rPr>
           <w:b/>
           <w:lang w:val="hi_IN" w:bidi="hi_IN"/>
         </w:rPr>
@@ -8055,6 +8531,20 @@
       </w:r>
       <w:r>
         <w:rPr>
+          <w:lang w:val="hi_IN" w:bidi="hi_IN"/>
+        </w:rPr>
+        <w:t>דָּמְךָ֖ עַל־רֹאשֶׁ֑⁠ךָ</w:t>
+      </w:r>
+    </w:p>
+    <w:p>
+      <w:pPr/>
+      <w:r>
+        <w:rPr>
+          <w:lang w:val="hi_IN" w:bidi="hi_IN"/>
+        </w:rPr>
+      </w:r>
+      <w:r>
+        <w:rPr>
           <w:b/>
           <w:lang w:val="hi_IN" w:bidi="hi_IN"/>
         </w:rPr>
@@ -8165,6 +8655,20 @@
       </w:r>
       <w:r>
         <w:rPr>
+          <w:lang w:val="hi_IN" w:bidi="hi_IN"/>
+        </w:rPr>
+        <w:t>פִ֗י⁠ךָ עָנָ֤ה בְ⁠ךָ֙</w:t>
+      </w:r>
+    </w:p>
+    <w:p>
+      <w:pPr/>
+      <w:r>
+        <w:rPr>
+          <w:lang w:val="hi_IN" w:bidi="hi_IN"/>
+        </w:rPr>
+      </w:r>
+      <w:r>
+        <w:rPr>
           <w:b/>
           <w:lang w:val="hi_IN" w:bidi="hi_IN"/>
         </w:rPr>
@@ -8364,6 +8868,20 @@
       </w:r>
       <w:r>
         <w:rPr>
+          <w:lang w:val="hi_IN" w:bidi="hi_IN"/>
+        </w:rPr>
+        <w:t>לֵ⁠אמֹ֔ר</w:t>
+      </w:r>
+    </w:p>
+    <w:p>
+      <w:pPr/>
+      <w:r>
+        <w:rPr>
+          <w:lang w:val="hi_IN" w:bidi="hi_IN"/>
+        </w:rPr>
+      </w:r>
+      <w:r>
+        <w:rPr>
           <w:b/>
           <w:lang w:val="hi_IN" w:bidi="hi_IN"/>
         </w:rPr>
@@ -8640,6 +9158,20 @@
       </w:r>
       <w:r>
         <w:rPr>
+          <w:lang w:val="hi_IN" w:bidi="hi_IN"/>
+        </w:rPr>
+        <w:t>בְּנֵֽי־יְהוּדָ֖ה</w:t>
+      </w:r>
+    </w:p>
+    <w:p>
+      <w:pPr/>
+      <w:r>
+        <w:rPr>
+          <w:lang w:val="hi_IN" w:bidi="hi_IN"/>
+        </w:rPr>
+      </w:r>
+      <w:r>
+        <w:rPr>
           <w:b/>
           <w:lang w:val="hi_IN" w:bidi="hi_IN"/>
         </w:rPr>
@@ -8789,6 +9321,20 @@
       </w:r>
       <w:r>
         <w:rPr>
+          <w:lang w:val="hi_IN" w:bidi="hi_IN"/>
+        </w:rPr>
+        <w:t>קָ֑שֶׁת</w:t>
+      </w:r>
+    </w:p>
+    <w:p>
+      <w:pPr/>
+      <w:r>
+        <w:rPr>
+          <w:lang w:val="hi_IN" w:bidi="hi_IN"/>
+        </w:rPr>
+      </w:r>
+      <w:r>
+        <w:rPr>
           <w:b/>
           <w:lang w:val="hi_IN" w:bidi="hi_IN"/>
         </w:rPr>
@@ -8879,6 +9425,20 @@
       </w:r>
       <w:r>
         <w:rPr>
+          <w:lang w:val="hi_IN" w:bidi="hi_IN"/>
+        </w:rPr>
+        <w:t>כְתוּבָ֖ה עַל־סֵ֥פֶר הַ⁠יָּשָֽׁר</w:t>
+      </w:r>
+    </w:p>
+    <w:p>
+      <w:pPr/>
+      <w:r>
+        <w:rPr>
+          <w:lang w:val="hi_IN" w:bidi="hi_IN"/>
+        </w:rPr>
+      </w:r>
+      <w:r>
+        <w:rPr>
           <w:b/>
           <w:lang w:val="hi_IN" w:bidi="hi_IN"/>
         </w:rPr>
@@ -8976,6 +9536,20 @@
       </w:r>
       <w:r>
         <w:rPr>
+          <w:lang w:val="hi_IN" w:bidi="hi_IN"/>
+        </w:rPr>
+        <w:t>סֵ֥פֶר הַ⁠יָּשָֽׁר</w:t>
+      </w:r>
+    </w:p>
+    <w:p>
+      <w:pPr/>
+      <w:r>
+        <w:rPr>
+          <w:lang w:val="hi_IN" w:bidi="hi_IN"/>
+        </w:rPr>
+      </w:r>
+      <w:r>
+        <w:rPr>
           <w:b/>
           <w:lang w:val="hi_IN" w:bidi="hi_IN"/>
         </w:rPr>
@@ -9084,6 +9658,20 @@
       </w:r>
       <w:r>
         <w:rPr>
+          <w:lang w:val="hi_IN" w:bidi="hi_IN"/>
+        </w:rPr>
+        <w:t>הַ⁠צְּבִי֙ יִשְׂרָאֵ֔ל עַל־בָּמוֹתֶ֖י⁠ךָ חָלָ֑ל</w:t>
+      </w:r>
+    </w:p>
+    <w:p>
+      <w:pPr/>
+      <w:r>
+        <w:rPr>
+          <w:lang w:val="hi_IN" w:bidi="hi_IN"/>
+        </w:rPr>
+      </w:r>
+      <w:r>
+        <w:rPr>
           <w:b/>
           <w:lang w:val="hi_IN" w:bidi="hi_IN"/>
         </w:rPr>
@@ -9303,6 +9891,20 @@
       </w:r>
       <w:r>
         <w:rPr>
+          <w:lang w:val="hi_IN" w:bidi="hi_IN"/>
+        </w:rPr>
+        <w:t>הַ⁠צְּבִי֙ יִשְׂרָאֵ֔ל</w:t>
+      </w:r>
+    </w:p>
+    <w:p>
+      <w:pPr/>
+      <w:r>
+        <w:rPr>
+          <w:lang w:val="hi_IN" w:bidi="hi_IN"/>
+        </w:rPr>
+      </w:r>
+      <w:r>
+        <w:rPr>
           <w:b/>
           <w:lang w:val="hi_IN" w:bidi="hi_IN"/>
         </w:rPr>
@@ -9400,6 +10002,20 @@
       </w:r>
       <w:r>
         <w:rPr>
+          <w:lang w:val="hi_IN" w:bidi="hi_IN"/>
+        </w:rPr>
+        <w:t>בָּמוֹתֶ֖י⁠ךָ</w:t>
+      </w:r>
+    </w:p>
+    <w:p>
+      <w:pPr/>
+      <w:r>
+        <w:rPr>
+          <w:lang w:val="hi_IN" w:bidi="hi_IN"/>
+        </w:rPr>
+      </w:r>
+      <w:r>
+        <w:rPr>
           <w:b/>
           <w:lang w:val="hi_IN" w:bidi="hi_IN"/>
         </w:rPr>
@@ -9499,6 +10115,20 @@
         <w:rPr>
           <w:lang w:val="hi_IN" w:bidi="hi_IN"/>
         </w:rPr>
+      </w:r>
+    </w:p>
+    <w:p>
+      <w:pPr/>
+      <w:r>
+        <w:rPr>
+          <w:lang w:val="hi_IN" w:bidi="hi_IN"/>
+        </w:rPr>
+      </w:r>
+      <w:r>
+        <w:rPr>
+          <w:lang w:val="hi_IN" w:bidi="hi_IN"/>
+        </w:rPr>
+        <w:t>אֵ֖יךְ נָפְל֥וּ גִבּוֹרִֽים</w:t>
       </w:r>
     </w:p>
     <w:p>
@@ -9638,6 +10268,20 @@
       </w:r>
       <w:r>
         <w:rPr>
+          <w:lang w:val="hi_IN" w:bidi="hi_IN"/>
+        </w:rPr>
+        <w:t>אֵ֖יךְ נָפְל֥וּ גִבּוֹרִֽים</w:t>
+      </w:r>
+    </w:p>
+    <w:p>
+      <w:pPr/>
+      <w:r>
+        <w:rPr>
+          <w:lang w:val="hi_IN" w:bidi="hi_IN"/>
+        </w:rPr>
+      </w:r>
+      <w:r>
+        <w:rPr>
           <w:b/>
           <w:lang w:val="hi_IN" w:bidi="hi_IN"/>
         </w:rPr>
@@ -9743,6 +10387,20 @@
         <w:rPr>
           <w:lang w:val="hi_IN" w:bidi="hi_IN"/>
         </w:rPr>
+      </w:r>
+    </w:p>
+    <w:p>
+      <w:pPr/>
+      <w:r>
+        <w:rPr>
+          <w:lang w:val="hi_IN" w:bidi="hi_IN"/>
+        </w:rPr>
+      </w:r>
+      <w:r>
+        <w:rPr>
+          <w:lang w:val="hi_IN" w:bidi="hi_IN"/>
+        </w:rPr>
+        <w:t>אֵ֖יךְ נָפְל֥וּ גִבּוֹרִֽים</w:t>
       </w:r>
     </w:p>
     <w:p>
@@ -10272,6 +10930,20 @@
       </w:r>
       <w:r>
         <w:rPr>
+          <w:lang w:val="hi_IN" w:bidi="hi_IN"/>
+        </w:rPr>
+        <w:t>בְּנ֥וֹת הָ⁠עֲרֵלִֽים</w:t>
+      </w:r>
+    </w:p>
+    <w:p>
+      <w:pPr/>
+      <w:r>
+        <w:rPr>
+          <w:lang w:val="hi_IN" w:bidi="hi_IN"/>
+        </w:rPr>
+      </w:r>
+      <w:r>
+        <w:rPr>
           <w:b/>
           <w:lang w:val="hi_IN" w:bidi="hi_IN"/>
         </w:rPr>
@@ -10545,6 +11217,20 @@
       </w:r>
       <w:r>
         <w:rPr>
+          <w:lang w:val="hi_IN" w:bidi="hi_IN"/>
+        </w:rPr>
+        <w:t>הָרֵ֣י בַ⁠גִּלְבֹּ֗עַ אַל־טַ֧ל וְ⁠אַל־מָטָ֛ר עֲלֵי⁠כֶ֖ם וּ⁠שְׂדֵ֣י תְרוּמֹ֑ת</w:t>
+      </w:r>
+    </w:p>
+    <w:p>
+      <w:pPr/>
+      <w:r>
+        <w:rPr>
+          <w:lang w:val="hi_IN" w:bidi="hi_IN"/>
+        </w:rPr>
+      </w:r>
+      <w:r>
+        <w:rPr>
           <w:b/>
           <w:lang w:val="hi_IN" w:bidi="hi_IN"/>
         </w:rPr>
@@ -10654,6 +11340,20 @@
       </w:r>
       <w:r>
         <w:rPr>
+          <w:lang w:val="hi_IN" w:bidi="hi_IN"/>
+        </w:rPr>
+        <w:t>וּ⁠שְׂדֵ֣י תְרוּמֹ֑ת</w:t>
+      </w:r>
+    </w:p>
+    <w:p>
+      <w:pPr/>
+      <w:r>
+        <w:rPr>
+          <w:lang w:val="hi_IN" w:bidi="hi_IN"/>
+        </w:rPr>
+      </w:r>
+      <w:r>
+        <w:rPr>
           <w:b/>
           <w:lang w:val="hi_IN" w:bidi="hi_IN"/>
         </w:rPr>
@@ -10751,6 +11451,20 @@
       </w:r>
       <w:r>
         <w:rPr>
+          <w:lang w:val="hi_IN" w:bidi="hi_IN"/>
+        </w:rPr>
+        <w:t>וּ⁠שְׂדֵ֣י תְרוּמֹ֑ת</w:t>
+      </w:r>
+    </w:p>
+    <w:p>
+      <w:pPr/>
+      <w:r>
+        <w:rPr>
+          <w:lang w:val="hi_IN" w:bidi="hi_IN"/>
+        </w:rPr>
+      </w:r>
+      <w:r>
+        <w:rPr>
           <w:b/>
           <w:lang w:val="hi_IN" w:bidi="hi_IN"/>
         </w:rPr>
@@ -10963,6 +11677,20 @@
       </w:r>
       <w:r>
         <w:rPr>
+          <w:lang w:val="hi_IN" w:bidi="hi_IN"/>
+        </w:rPr>
+        <w:t>נִגְעַל֙ מָגֵ֣ן גִּבּוֹרִ֔ים</w:t>
+      </w:r>
+    </w:p>
+    <w:p>
+      <w:pPr/>
+      <w:r>
+        <w:rPr>
+          <w:lang w:val="hi_IN" w:bidi="hi_IN"/>
+        </w:rPr>
+      </w:r>
+      <w:r>
+        <w:rPr>
           <w:b/>
           <w:lang w:val="hi_IN" w:bidi="hi_IN"/>
         </w:rPr>
@@ -11072,6 +11800,20 @@
       </w:r>
       <w:r>
         <w:rPr>
+          <w:lang w:val="hi_IN" w:bidi="hi_IN"/>
+        </w:rPr>
+        <w:t>גִּבּוֹרִ֔ים</w:t>
+      </w:r>
+    </w:p>
+    <w:p>
+      <w:pPr/>
+      <w:r>
+        <w:rPr>
+          <w:lang w:val="hi_IN" w:bidi="hi_IN"/>
+        </w:rPr>
+      </w:r>
+      <w:r>
+        <w:rPr>
           <w:b/>
           <w:lang w:val="hi_IN" w:bidi="hi_IN"/>
         </w:rPr>
@@ -11429,6 +12171,20 @@
         <w:rPr>
           <w:lang w:val="hi_IN" w:bidi="hi_IN"/>
         </w:rPr>
+      </w:r>
+    </w:p>
+    <w:p>
+      <w:pPr/>
+      <w:r>
+        <w:rPr>
+          <w:lang w:val="hi_IN" w:bidi="hi_IN"/>
+        </w:rPr>
+      </w:r>
+      <w:r>
+        <w:rPr>
+          <w:lang w:val="hi_IN" w:bidi="hi_IN"/>
+        </w:rPr>
+        <w:t>מִ⁠דַּ֣ם חֲלָלִ֗ים מֵ⁠חֵ֨לֶב֙ גִּבּוֹרִ֔ים</w:t>
       </w:r>
     </w:p>
     <w:p>
@@ -11662,6 +12418,20 @@
       </w:r>
       <w:r>
         <w:rPr>
+          <w:lang w:val="hi_IN" w:bidi="hi_IN"/>
+        </w:rPr>
+        <w:t>חֲלָלִ֗ים &amp; גִּבּוֹרִ֔ים</w:t>
+      </w:r>
+    </w:p>
+    <w:p>
+      <w:pPr/>
+      <w:r>
+        <w:rPr>
+          <w:lang w:val="hi_IN" w:bidi="hi_IN"/>
+        </w:rPr>
+      </w:r>
+      <w:r>
+        <w:rPr>
           <w:b/>
           <w:lang w:val="hi_IN" w:bidi="hi_IN"/>
         </w:rPr>
@@ -12454,6 +13224,20 @@
       </w:r>
       <w:r>
         <w:rPr>
+          <w:lang w:val="hi_IN" w:bidi="hi_IN"/>
+        </w:rPr>
+        <w:t>שָׁנִי֙</w:t>
+      </w:r>
+    </w:p>
+    <w:p>
+      <w:pPr/>
+      <w:r>
+        <w:rPr>
+          <w:lang w:val="hi_IN" w:bidi="hi_IN"/>
+        </w:rPr>
+      </w:r>
+      <w:r>
+        <w:rPr>
           <w:b/>
           <w:lang w:val="hi_IN" w:bidi="hi_IN"/>
         </w:rPr>
@@ -12576,6 +13360,20 @@
       </w:r>
       <w:r>
         <w:rPr>
+          <w:lang w:val="hi_IN" w:bidi="hi_IN"/>
+        </w:rPr>
+        <w:t>שָׁנִי֙ עִם־עֲדָנִ֔ים</w:t>
+      </w:r>
+    </w:p>
+    <w:p>
+      <w:pPr/>
+      <w:r>
+        <w:rPr>
+          <w:lang w:val="hi_IN" w:bidi="hi_IN"/>
+        </w:rPr>
+      </w:r>
+      <w:r>
+        <w:rPr>
           <w:b/>
           <w:lang w:val="hi_IN" w:bidi="hi_IN"/>
         </w:rPr>
@@ -12727,6 +13525,20 @@
         <w:rPr>
           <w:lang w:val="hi_IN" w:bidi="hi_IN"/>
         </w:rPr>
+      </w:r>
+    </w:p>
+    <w:p>
+      <w:pPr/>
+      <w:r>
+        <w:rPr>
+          <w:lang w:val="hi_IN" w:bidi="hi_IN"/>
+        </w:rPr>
+      </w:r>
+      <w:r>
+        <w:rPr>
+          <w:lang w:val="hi_IN" w:bidi="hi_IN"/>
+        </w:rPr>
+        <w:t>שָׁנִי֙</w:t>
       </w:r>
     </w:p>
     <w:p>
@@ -12999,6 +13811,20 @@
       </w:r>
       <w:r>
         <w:rPr>
+          <w:lang w:val="hi_IN" w:bidi="hi_IN"/>
+        </w:rPr>
+        <w:t>עַל־בָּמוֹתֶ֖י⁠ךָ</w:t>
+      </w:r>
+    </w:p>
+    <w:p>
+      <w:pPr/>
+      <w:r>
+        <w:rPr>
+          <w:lang w:val="hi_IN" w:bidi="hi_IN"/>
+        </w:rPr>
+      </w:r>
+      <w:r>
+        <w:rPr>
           <w:b/>
           <w:lang w:val="hi_IN" w:bidi="hi_IN"/>
         </w:rPr>
@@ -13153,6 +13979,20 @@
       </w:r>
       <w:r>
         <w:rPr>
+          <w:lang w:val="hi_IN" w:bidi="hi_IN"/>
+        </w:rPr>
+        <w:t>לִ֣⁠י עָלֶ֗י⁠ךָ</w:t>
+      </w:r>
+    </w:p>
+    <w:p>
+      <w:pPr/>
+      <w:r>
+        <w:rPr>
+          <w:lang w:val="hi_IN" w:bidi="hi_IN"/>
+        </w:rPr>
+      </w:r>
+      <w:r>
+        <w:rPr>
           <w:b/>
           <w:lang w:val="hi_IN" w:bidi="hi_IN"/>
         </w:rPr>
@@ -13264,6 +14104,20 @@
         <w:rPr>
           <w:lang w:val="hi_IN" w:bidi="hi_IN"/>
         </w:rPr>
+      </w:r>
+    </w:p>
+    <w:p>
+      <w:pPr/>
+      <w:r>
+        <w:rPr>
+          <w:lang w:val="hi_IN" w:bidi="hi_IN"/>
+        </w:rPr>
+      </w:r>
+      <w:r>
+        <w:rPr>
+          <w:lang w:val="hi_IN" w:bidi="hi_IN"/>
+        </w:rPr>
+        <w:t>אָחִ⁠י֙ יְה֣וֹנָתָ֔ן</w:t>
       </w:r>
     </w:p>
     <w:p>
@@ -13576,6 +14430,20 @@
       </w:r>
       <w:r>
         <w:rPr>
+          <w:lang w:val="hi_IN" w:bidi="hi_IN"/>
+        </w:rPr>
+        <w:t>וַ⁠יֹּאבְד֖וּ כְּלֵ֥י מִלְחָמָֽה</w:t>
+      </w:r>
+    </w:p>
+    <w:p>
+      <w:pPr/>
+      <w:r>
+        <w:rPr>
+          <w:lang w:val="hi_IN" w:bidi="hi_IN"/>
+        </w:rPr>
+      </w:r>
+      <w:r>
+        <w:rPr>
           <w:b/>
           <w:lang w:val="hi_IN" w:bidi="hi_IN"/>
         </w:rPr>
@@ -13662,6 +14530,20 @@
         <w:rPr>
           <w:lang w:val="hi_IN" w:bidi="hi_IN"/>
         </w:rPr>
+      </w:r>
+    </w:p>
+    <w:p>
+      <w:pPr/>
+      <w:r>
+        <w:rPr>
+          <w:lang w:val="hi_IN" w:bidi="hi_IN"/>
+        </w:rPr>
+      </w:r>
+      <w:r>
+        <w:rPr>
+          <w:lang w:val="hi_IN" w:bidi="hi_IN"/>
+        </w:rPr>
+        <w:t>וַ⁠יֹּאבְד֖וּ כְּלֵ֥י מִלְחָמָֽה</w:t>
       </w:r>
     </w:p>
     <w:p>
@@ -13807,6 +14689,20 @@
       </w:r>
       <w:r>
         <w:rPr>
+          <w:lang w:val="hi_IN" w:bidi="hi_IN"/>
+        </w:rPr>
+        <w:t>וַ⁠יֹּאבְד֖וּ כְּלֵ֥י מִלְחָמָֽה</w:t>
+      </w:r>
+    </w:p>
+    <w:p>
+      <w:pPr/>
+      <w:r>
+        <w:rPr>
+          <w:lang w:val="hi_IN" w:bidi="hi_IN"/>
+        </w:rPr>
+      </w:r>
+      <w:r>
+        <w:rPr>
           <w:b/>
           <w:lang w:val="hi_IN" w:bidi="hi_IN"/>
         </w:rPr>
@@ -14301,6 +15197,20 @@
       </w:r>
       <w:r>
         <w:rPr>
+          <w:lang w:val="hi_IN" w:bidi="hi_IN"/>
+        </w:rPr>
+        <w:t>וַ⁠יְהִ֣י</w:t>
+      </w:r>
+    </w:p>
+    <w:p>
+      <w:pPr/>
+      <w:r>
+        <w:rPr>
+          <w:lang w:val="hi_IN" w:bidi="hi_IN"/>
+        </w:rPr>
+      </w:r>
+      <w:r>
+        <w:rPr>
           <w:b/>
           <w:lang w:val="hi_IN" w:bidi="hi_IN"/>
         </w:rPr>
@@ -14398,6 +15308,20 @@
       </w:r>
       <w:r>
         <w:rPr>
+          <w:lang w:val="hi_IN" w:bidi="hi_IN"/>
+        </w:rPr>
+        <w:t>הַ⁠אֶעֱלֶ֗ה</w:t>
+      </w:r>
+    </w:p>
+    <w:p>
+      <w:pPr/>
+      <w:r>
+        <w:rPr>
+          <w:lang w:val="hi_IN" w:bidi="hi_IN"/>
+        </w:rPr>
+      </w:r>
+      <w:r>
+        <w:rPr>
           <w:b/>
           <w:lang w:val="hi_IN" w:bidi="hi_IN"/>
         </w:rPr>
@@ -14533,6 +15457,20 @@
       </w:r>
       <w:r>
         <w:rPr>
+          <w:lang w:val="hi_IN" w:bidi="hi_IN"/>
+        </w:rPr>
+        <w:t>הַ⁠אֶעֱלֶ֗ה</w:t>
+      </w:r>
+    </w:p>
+    <w:p>
+      <w:pPr/>
+      <w:r>
+        <w:rPr>
+          <w:lang w:val="hi_IN" w:bidi="hi_IN"/>
+        </w:rPr>
+      </w:r>
+      <w:r>
+        <w:rPr>
           <w:b/>
           <w:lang w:val="hi_IN" w:bidi="hi_IN"/>
         </w:rPr>
@@ -14643,6 +15581,20 @@
       </w:r>
       <w:r>
         <w:rPr>
+          <w:lang w:val="hi_IN" w:bidi="hi_IN"/>
+        </w:rPr>
+        <w:t>חֶבְרֹֽנָ⁠ה</w:t>
+      </w:r>
+    </w:p>
+    <w:p>
+      <w:pPr/>
+      <w:r>
+        <w:rPr>
+          <w:lang w:val="hi_IN" w:bidi="hi_IN"/>
+        </w:rPr>
+      </w:r>
+      <w:r>
+        <w:rPr>
           <w:b/>
           <w:lang w:val="hi_IN" w:bidi="hi_IN"/>
         </w:rPr>
@@ -14740,6 +15692,20 @@
       </w:r>
       <w:r>
         <w:rPr>
+          <w:lang w:val="hi_IN" w:bidi="hi_IN"/>
+        </w:rPr>
+        <w:t>וְ⁠גַ֖ם שְׁתֵּ֣י נָשָׁ֑י⁠ו</w:t>
+      </w:r>
+    </w:p>
+    <w:p>
+      <w:pPr/>
+      <w:r>
+        <w:rPr>
+          <w:lang w:val="hi_IN" w:bidi="hi_IN"/>
+        </w:rPr>
+      </w:r>
+      <w:r>
+        <w:rPr>
           <w:b/>
           <w:lang w:val="hi_IN" w:bidi="hi_IN"/>
         </w:rPr>
@@ -14837,6 +15803,20 @@
       </w:r>
       <w:r>
         <w:rPr>
+          <w:lang w:val="hi_IN" w:bidi="hi_IN"/>
+        </w:rPr>
+        <w:t>אֵ֖שֶׁת נָבָ֥ל</w:t>
+      </w:r>
+    </w:p>
+    <w:p>
+      <w:pPr/>
+      <w:r>
+        <w:rPr>
+          <w:lang w:val="hi_IN" w:bidi="hi_IN"/>
+        </w:rPr>
+      </w:r>
+      <w:r>
+        <w:rPr>
           <w:b/>
           <w:lang w:val="hi_IN" w:bidi="hi_IN"/>
         </w:rPr>
@@ -14947,6 +15927,20 @@
       </w:r>
       <w:r>
         <w:rPr>
+          <w:lang w:val="hi_IN" w:bidi="hi_IN"/>
+        </w:rPr>
+        <w:t>אִ֣ישׁ וּ⁠בֵית֑⁠וֹ</w:t>
+      </w:r>
+    </w:p>
+    <w:p>
+      <w:pPr/>
+      <w:r>
+        <w:rPr>
+          <w:lang w:val="hi_IN" w:bidi="hi_IN"/>
+        </w:rPr>
+      </w:r>
+      <w:r>
+        <w:rPr>
           <w:b/>
           <w:lang w:val="hi_IN" w:bidi="hi_IN"/>
         </w:rPr>
@@ -15070,6 +16064,20 @@
       </w:r>
       <w:r>
         <w:rPr>
+          <w:lang w:val="hi_IN" w:bidi="hi_IN"/>
+        </w:rPr>
+        <w:t>בְּ⁠עָרֵ֥י חֶבְרֽוֹן</w:t>
+      </w:r>
+    </w:p>
+    <w:p>
+      <w:pPr/>
+      <w:r>
+        <w:rPr>
+          <w:lang w:val="hi_IN" w:bidi="hi_IN"/>
+        </w:rPr>
+      </w:r>
+      <w:r>
+        <w:rPr>
           <w:b/>
           <w:lang w:val="hi_IN" w:bidi="hi_IN"/>
         </w:rPr>
@@ -15206,6 +16214,20 @@
       </w:r>
       <w:r>
         <w:rPr>
+          <w:lang w:val="hi_IN" w:bidi="hi_IN"/>
+        </w:rPr>
+        <w:t>בֵּ֣ית יְהוּדָ֑ה</w:t>
+      </w:r>
+    </w:p>
+    <w:p>
+      <w:pPr/>
+      <w:r>
+        <w:rPr>
+          <w:lang w:val="hi_IN" w:bidi="hi_IN"/>
+        </w:rPr>
+      </w:r>
+      <w:r>
+        <w:rPr>
           <w:b/>
           <w:lang w:val="hi_IN" w:bidi="hi_IN"/>
         </w:rPr>
@@ -15478,6 +16500,20 @@
       </w:r>
       <w:r>
         <w:rPr>
+          <w:lang w:val="hi_IN" w:bidi="hi_IN"/>
+        </w:rPr>
+        <w:t>אַנְשֵׁ֖י יָבֵ֣ישׁ גִּלְעָ֑ד</w:t>
+      </w:r>
+    </w:p>
+    <w:p>
+      <w:pPr/>
+      <w:r>
+        <w:rPr>
+          <w:lang w:val="hi_IN" w:bidi="hi_IN"/>
+        </w:rPr>
+      </w:r>
+      <w:r>
+        <w:rPr>
           <w:b/>
           <w:lang w:val="hi_IN" w:bidi="hi_IN"/>
         </w:rPr>
@@ -15614,6 +16650,20 @@
       </w:r>
       <w:r>
         <w:rPr>
+          <w:lang w:val="hi_IN" w:bidi="hi_IN"/>
+        </w:rPr>
+        <w:t>וַ⁠יֹּ֣אמֶר אֲלֵי⁠הֶ֗ם</w:t>
+      </w:r>
+    </w:p>
+    <w:p>
+      <w:pPr/>
+      <w:r>
+        <w:rPr>
+          <w:lang w:val="hi_IN" w:bidi="hi_IN"/>
+        </w:rPr>
+      </w:r>
+      <w:r>
+        <w:rPr>
           <w:b/>
           <w:lang w:val="hi_IN" w:bidi="hi_IN"/>
         </w:rPr>
@@ -15750,6 +16800,20 @@
       </w:r>
       <w:r>
         <w:rPr>
+          <w:lang w:val="hi_IN" w:bidi="hi_IN"/>
+        </w:rPr>
+        <w:t>בְּרֻכִ֤ים אַתֶּם֙ לַֽ⁠יהוָ֔ה</w:t>
+      </w:r>
+    </w:p>
+    <w:p>
+      <w:pPr/>
+      <w:r>
+        <w:rPr>
+          <w:lang w:val="hi_IN" w:bidi="hi_IN"/>
+        </w:rPr>
+      </w:r>
+      <w:r>
+        <w:rPr>
           <w:b/>
           <w:lang w:val="hi_IN" w:bidi="hi_IN"/>
         </w:rPr>
@@ -15836,6 +16900,20 @@
         <w:rPr>
           <w:lang w:val="hi_IN" w:bidi="hi_IN"/>
         </w:rPr>
+      </w:r>
+    </w:p>
+    <w:p>
+      <w:pPr/>
+      <w:r>
+        <w:rPr>
+          <w:lang w:val="hi_IN" w:bidi="hi_IN"/>
+        </w:rPr>
+      </w:r>
+      <w:r>
+        <w:rPr>
+          <w:lang w:val="hi_IN" w:bidi="hi_IN"/>
+        </w:rPr>
+        <w:t>אַתֶּם֙</w:t>
       </w:r>
     </w:p>
     <w:p>
@@ -16163,6 +17241,20 @@
       </w:r>
       <w:r>
         <w:rPr>
+          <w:lang w:val="hi_IN" w:bidi="hi_IN"/>
+        </w:rPr>
+        <w:t>וְ⁠עַתָּ֕ה</w:t>
+      </w:r>
+    </w:p>
+    <w:p>
+      <w:pPr/>
+      <w:r>
+        <w:rPr>
+          <w:lang w:val="hi_IN" w:bidi="hi_IN"/>
+        </w:rPr>
+      </w:r>
+      <w:r>
+        <w:rPr>
           <w:b/>
           <w:lang w:val="hi_IN" w:bidi="hi_IN"/>
         </w:rPr>
@@ -16597,6 +17689,20 @@
       </w:r>
       <w:r>
         <w:rPr>
+          <w:lang w:val="hi_IN" w:bidi="hi_IN"/>
+        </w:rPr>
+        <w:t>תֶּחֱזַ֣קְנָה יְדֵי⁠כֶ֗ם</w:t>
+      </w:r>
+    </w:p>
+    <w:p>
+      <w:pPr/>
+      <w:r>
+        <w:rPr>
+          <w:lang w:val="hi_IN" w:bidi="hi_IN"/>
+        </w:rPr>
+      </w:r>
+      <w:r>
+        <w:rPr>
           <w:b/>
           <w:lang w:val="hi_IN" w:bidi="hi_IN"/>
         </w:rPr>
@@ -16709,6 +17815,20 @@
         <w:rPr>
           <w:lang w:val="hi_IN" w:bidi="hi_IN"/>
         </w:rPr>
+      </w:r>
+    </w:p>
+    <w:p>
+      <w:pPr/>
+      <w:r>
+        <w:rPr>
+          <w:lang w:val="hi_IN" w:bidi="hi_IN"/>
+        </w:rPr>
+      </w:r>
+      <w:r>
+        <w:rPr>
+          <w:lang w:val="hi_IN" w:bidi="hi_IN"/>
+        </w:rPr>
+        <w:t>וִֽ⁠הְיוּ֙ לִ⁠בְנֵי־חַ֔יִל</w:t>
       </w:r>
     </w:p>
     <w:p>
@@ -17104,6 +18224,20 @@
       </w:r>
       <w:r>
         <w:rPr>
+          <w:lang w:val="hi_IN" w:bidi="hi_IN"/>
+        </w:rPr>
+        <w:t>וַ⁠יַּמְלִכֵ֨⁠הוּ֙</w:t>
+      </w:r>
+    </w:p>
+    <w:p>
+      <w:pPr/>
+      <w:r>
+        <w:rPr>
+          <w:lang w:val="hi_IN" w:bidi="hi_IN"/>
+        </w:rPr>
+      </w:r>
+      <w:r>
+        <w:rPr>
           <w:b/>
           <w:lang w:val="hi_IN" w:bidi="hi_IN"/>
         </w:rPr>
@@ -17264,6 +18398,20 @@
       </w:r>
       <w:r>
         <w:rPr>
+          <w:lang w:val="hi_IN" w:bidi="hi_IN"/>
+        </w:rPr>
+        <w:t>וְ⁠אֶל־הָ⁠אֲשׁוּרִ֖י</w:t>
+      </w:r>
+    </w:p>
+    <w:p>
+      <w:pPr/>
+      <w:r>
+        <w:rPr>
+          <w:lang w:val="hi_IN" w:bidi="hi_IN"/>
+        </w:rPr>
+      </w:r>
+      <w:r>
+        <w:rPr>
           <w:b/>
           <w:lang w:val="hi_IN" w:bidi="hi_IN"/>
         </w:rPr>
@@ -17361,6 +18509,20 @@
       </w:r>
       <w:r>
         <w:rPr>
+          <w:lang w:val="hi_IN" w:bidi="hi_IN"/>
+        </w:rPr>
+        <w:t>כֻּלֹּֽ⁠ה</w:t>
+      </w:r>
+    </w:p>
+    <w:p>
+      <w:pPr/>
+      <w:r>
+        <w:rPr>
+          <w:lang w:val="hi_IN" w:bidi="hi_IN"/>
+        </w:rPr>
+      </w:r>
+      <w:r>
+        <w:rPr>
           <w:b/>
           <w:lang w:val="hi_IN" w:bidi="hi_IN"/>
         </w:rPr>
@@ -17556,6 +18718,20 @@
         <w:rPr>
           <w:lang w:val="hi_IN" w:bidi="hi_IN"/>
         </w:rPr>
+      </w:r>
+    </w:p>
+    <w:p>
+      <w:pPr/>
+      <w:r>
+        <w:rPr>
+          <w:lang w:val="hi_IN" w:bidi="hi_IN"/>
+        </w:rPr>
+      </w:r>
+      <w:r>
+        <w:rPr>
+          <w:lang w:val="hi_IN" w:bidi="hi_IN"/>
+        </w:rPr>
+        <w:t>בֶּן־אַרְבָּעִ֨ים שָׁנָ֜ה</w:t>
       </w:r>
     </w:p>
     <w:p>
@@ -17778,6 +18954,20 @@
       </w:r>
       <w:r>
         <w:rPr>
+          <w:lang w:val="hi_IN" w:bidi="hi_IN"/>
+        </w:rPr>
+        <w:t>הָי֖וּ אַחֲרֵ֥י דָוִֽד</w:t>
+      </w:r>
+    </w:p>
+    <w:p>
+      <w:pPr/>
+      <w:r>
+        <w:rPr>
+          <w:lang w:val="hi_IN" w:bidi="hi_IN"/>
+        </w:rPr>
+      </w:r>
+      <w:r>
+        <w:rPr>
           <w:b/>
           <w:lang w:val="hi_IN" w:bidi="hi_IN"/>
         </w:rPr>
@@ -17914,6 +19104,20 @@
       </w:r>
       <w:r>
         <w:rPr>
+          <w:lang w:val="hi_IN" w:bidi="hi_IN"/>
+        </w:rPr>
+        <w:t>וַֽ⁠יְהִי֙ מִסְפַּ֣ר הַ⁠יָּמִ֔ים</w:t>
+      </w:r>
+    </w:p>
+    <w:p>
+      <w:pPr/>
+      <w:r>
+        <w:rPr>
+          <w:lang w:val="hi_IN" w:bidi="hi_IN"/>
+        </w:rPr>
+      </w:r>
+      <w:r>
+        <w:rPr>
           <w:b/>
           <w:lang w:val="hi_IN" w:bidi="hi_IN"/>
         </w:rPr>
@@ -18244,6 +19448,20 @@
       </w:r>
       <w:r>
         <w:rPr>
+          <w:lang w:val="hi_IN" w:bidi="hi_IN"/>
+        </w:rPr>
+        <w:t>צְרוּיָ֜ה</w:t>
+      </w:r>
+    </w:p>
+    <w:p>
+      <w:pPr/>
+      <w:r>
+        <w:rPr>
+          <w:lang w:val="hi_IN" w:bidi="hi_IN"/>
+        </w:rPr>
+      </w:r>
+      <w:r>
+        <w:rPr>
           <w:b/>
           <w:lang w:val="hi_IN" w:bidi="hi_IN"/>
         </w:rPr>
@@ -18451,6 +19669,20 @@
       </w:r>
       <w:r>
         <w:rPr>
+          <w:lang w:val="hi_IN" w:bidi="hi_IN"/>
+        </w:rPr>
+        <w:t>יָק֤וּמוּ נָא֙ הַ⁠נְּעָרִ֔ים</w:t>
+      </w:r>
+    </w:p>
+    <w:p>
+      <w:pPr/>
+      <w:r>
+        <w:rPr>
+          <w:lang w:val="hi_IN" w:bidi="hi_IN"/>
+        </w:rPr>
+      </w:r>
+      <w:r>
+        <w:rPr>
           <w:b/>
           <w:lang w:val="hi_IN" w:bidi="hi_IN"/>
         </w:rPr>
@@ -18561,6 +19793,20 @@
       </w:r>
       <w:r>
         <w:rPr>
+          <w:lang w:val="hi_IN" w:bidi="hi_IN"/>
+        </w:rPr>
+        <w:t>וִֽ⁠ישַׂחֲק֖וּ</w:t>
+      </w:r>
+    </w:p>
+    <w:p>
+      <w:pPr/>
+      <w:r>
+        <w:rPr>
+          <w:lang w:val="hi_IN" w:bidi="hi_IN"/>
+        </w:rPr>
+      </w:r>
+      <w:r>
+        <w:rPr>
           <w:b/>
           <w:lang w:val="hi_IN" w:bidi="hi_IN"/>
         </w:rPr>
@@ -18671,6 +19917,20 @@
       </w:r>
       <w:r>
         <w:rPr>
+          <w:lang w:val="hi_IN" w:bidi="hi_IN"/>
+        </w:rPr>
+        <w:t>לְ⁠פָנֵ֑י⁠נוּ</w:t>
+      </w:r>
+    </w:p>
+    <w:p>
+      <w:pPr/>
+      <w:r>
+        <w:rPr>
+          <w:lang w:val="hi_IN" w:bidi="hi_IN"/>
+        </w:rPr>
+      </w:r>
+      <w:r>
+        <w:rPr>
           <w:b/>
           <w:lang w:val="hi_IN" w:bidi="hi_IN"/>
         </w:rPr>
@@ -18794,6 +20054,20 @@
       </w:r>
       <w:r>
         <w:rPr>
+          <w:lang w:val="hi_IN" w:bidi="hi_IN"/>
+        </w:rPr>
+        <w:t>וּ⁠שְׁנֵ֥ים עָשָׂ֖ר מֵ⁠עַבְדֵ֥י דָוִֽד</w:t>
+      </w:r>
+    </w:p>
+    <w:p>
+      <w:pPr/>
+      <w:r>
+        <w:rPr>
+          <w:lang w:val="hi_IN" w:bidi="hi_IN"/>
+        </w:rPr>
+      </w:r>
+      <w:r>
+        <w:rPr>
           <w:b/>
           <w:lang w:val="hi_IN" w:bidi="hi_IN"/>
         </w:rPr>
@@ -18891,6 +20165,20 @@
       </w:r>
       <w:r>
         <w:rPr>
+          <w:lang w:val="hi_IN" w:bidi="hi_IN"/>
+        </w:rPr>
+        <w:t>בְּ⁠רֹ֣אשׁ</w:t>
+      </w:r>
+    </w:p>
+    <w:p>
+      <w:pPr/>
+      <w:r>
+        <w:rPr>
+          <w:lang w:val="hi_IN" w:bidi="hi_IN"/>
+        </w:rPr>
+      </w:r>
+      <w:r>
+        <w:rPr>
           <w:b/>
           <w:lang w:val="hi_IN" w:bidi="hi_IN"/>
         </w:rPr>
@@ -19001,6 +20289,20 @@
       </w:r>
       <w:r>
         <w:rPr>
+          <w:lang w:val="hi_IN" w:bidi="hi_IN"/>
+        </w:rPr>
+        <w:t>וְ⁠חַרְבּ⁠וֹ֙ בְּ⁠צַ֣ד רֵעֵ֔⁠הוּ</w:t>
+      </w:r>
+    </w:p>
+    <w:p>
+      <w:pPr/>
+      <w:r>
+        <w:rPr>
+          <w:lang w:val="hi_IN" w:bidi="hi_IN"/>
+        </w:rPr>
+      </w:r>
+      <w:r>
+        <w:rPr>
           <w:b/>
           <w:lang w:val="hi_IN" w:bidi="hi_IN"/>
         </w:rPr>
@@ -19098,6 +20400,20 @@
       </w:r>
       <w:r>
         <w:rPr>
+          <w:lang w:val="hi_IN" w:bidi="hi_IN"/>
+        </w:rPr>
+        <w:t>וַֽ⁠יִּפְּל֖וּ</w:t>
+      </w:r>
+    </w:p>
+    <w:p>
+      <w:pPr/>
+      <w:r>
+        <w:rPr>
+          <w:lang w:val="hi_IN" w:bidi="hi_IN"/>
+        </w:rPr>
+      </w:r>
+      <w:r>
+        <w:rPr>
           <w:b/>
           <w:lang w:val="hi_IN" w:bidi="hi_IN"/>
         </w:rPr>
@@ -19234,6 +20550,20 @@
       </w:r>
       <w:r>
         <w:rPr>
+          <w:lang w:val="hi_IN" w:bidi="hi_IN"/>
+        </w:rPr>
+        <w:t>וַ⁠יִּקְרָא֙ לַ⁠מָּק֣וֹם הַ⁠ה֔וּא</w:t>
+      </w:r>
+    </w:p>
+    <w:p>
+      <w:pPr/>
+      <w:r>
+        <w:rPr>
+          <w:lang w:val="hi_IN" w:bidi="hi_IN"/>
+        </w:rPr>
+      </w:r>
+      <w:r>
+        <w:rPr>
           <w:b/>
           <w:lang w:val="hi_IN" w:bidi="hi_IN"/>
         </w:rPr>
@@ -19370,6 +20700,20 @@
       </w:r>
       <w:r>
         <w:rPr>
+          <w:lang w:val="hi_IN" w:bidi="hi_IN"/>
+        </w:rPr>
+        <w:t>חֶלְקַ֥ת הַצֻּרִ֖ים</w:t>
+      </w:r>
+    </w:p>
+    <w:p>
+      <w:pPr/>
+      <w:r>
+        <w:rPr>
+          <w:lang w:val="hi_IN" w:bidi="hi_IN"/>
+        </w:rPr>
+      </w:r>
+      <w:r>
+        <w:rPr>
           <w:b/>
           <w:lang w:val="hi_IN" w:bidi="hi_IN"/>
         </w:rPr>
@@ -19577,6 +20921,20 @@
       </w:r>
       <w:r>
         <w:rPr>
+          <w:lang w:val="hi_IN" w:bidi="hi_IN"/>
+        </w:rPr>
+        <w:t>וַ⁠יִּנָּ֤גֶף &amp; לִ⁠פְנֵ֖י עַבְדֵ֥י דָוִֽד</w:t>
+      </w:r>
+    </w:p>
+    <w:p>
+      <w:pPr/>
+      <w:r>
+        <w:rPr>
+          <w:lang w:val="hi_IN" w:bidi="hi_IN"/>
+        </w:rPr>
+      </w:r>
+      <w:r>
+        <w:rPr>
           <w:b/>
           <w:lang w:val="hi_IN" w:bidi="hi_IN"/>
         </w:rPr>
@@ -19713,6 +21071,20 @@
       </w:r>
       <w:r>
         <w:rPr>
+          <w:lang w:val="hi_IN" w:bidi="hi_IN"/>
+        </w:rPr>
+        <w:t>וַ⁠יִּנָּ֤גֶף &amp; לִ⁠פְנֵ֖י עַבְדֵ֥י דָוִֽד</w:t>
+      </w:r>
+    </w:p>
+    <w:p>
+      <w:pPr/>
+      <w:r>
+        <w:rPr>
+          <w:lang w:val="hi_IN" w:bidi="hi_IN"/>
+        </w:rPr>
+      </w:r>
+      <w:r>
+        <w:rPr>
           <w:b/>
           <w:lang w:val="hi_IN" w:bidi="hi_IN"/>
         </w:rPr>
@@ -19932,6 +21304,20 @@
       </w:r>
       <w:r>
         <w:rPr>
+          <w:lang w:val="hi_IN" w:bidi="hi_IN"/>
+        </w:rPr>
+        <w:t>וַ⁠עֲשָׂהאֵל֙ קַ֣ל בְּ⁠רַגְלָ֔י⁠ו</w:t>
+      </w:r>
+    </w:p>
+    <w:p>
+      <w:pPr/>
+      <w:r>
+        <w:rPr>
+          <w:lang w:val="hi_IN" w:bidi="hi_IN"/>
+        </w:rPr>
+      </w:r>
+      <w:r>
+        <w:rPr>
           <w:b/>
           <w:lang w:val="hi_IN" w:bidi="hi_IN"/>
         </w:rPr>
@@ -20031,6 +21417,20 @@
         <w:rPr>
           <w:lang w:val="hi_IN" w:bidi="hi_IN"/>
         </w:rPr>
+      </w:r>
+    </w:p>
+    <w:p>
+      <w:pPr/>
+      <w:r>
+        <w:rPr>
+          <w:lang w:val="hi_IN" w:bidi="hi_IN"/>
+        </w:rPr>
+      </w:r>
+      <w:r>
+        <w:rPr>
+          <w:lang w:val="hi_IN" w:bidi="hi_IN"/>
+        </w:rPr>
+        <w:t>הַ⁠צְּבָיִ֖ם</w:t>
       </w:r>
     </w:p>
     <w:p>
@@ -20461,6 +21861,20 @@
       </w:r>
       <w:r>
         <w:rPr>
+          <w:lang w:val="hi_IN" w:bidi="hi_IN"/>
+        </w:rPr>
+        <w:t>לָ֤⁠מָּה אַכֶּ֨⁠כָּה֙ אַ֔רְצָ⁠ה</w:t>
+      </w:r>
+    </w:p>
+    <w:p>
+      <w:pPr/>
+      <w:r>
+        <w:rPr>
+          <w:lang w:val="hi_IN" w:bidi="hi_IN"/>
+        </w:rPr>
+      </w:r>
+      <w:r>
+        <w:rPr>
           <w:b/>
           <w:lang w:val="hi_IN" w:bidi="hi_IN"/>
         </w:rPr>
@@ -20565,6 +21979,20 @@
       </w:r>
       <w:r>
         <w:rPr>
+          <w:lang w:val="hi_IN" w:bidi="hi_IN"/>
+        </w:rPr>
+        <w:t>וְ⁠אֵיךְ֙ אֶשָּׂ֣א פָנַ֔⁠י אֶל־יוֹאָ֖ב אָחִֽי⁠ךָ</w:t>
+      </w:r>
+    </w:p>
+    <w:p>
+      <w:pPr/>
+      <w:r>
+        <w:rPr>
+          <w:lang w:val="hi_IN" w:bidi="hi_IN"/>
+        </w:rPr>
+      </w:r>
+      <w:r>
+        <w:rPr>
           <w:b/>
           <w:lang w:val="hi_IN" w:bidi="hi_IN"/>
         </w:rPr>
@@ -20675,6 +22103,20 @@
       </w:r>
       <w:r>
         <w:rPr>
+          <w:lang w:val="hi_IN" w:bidi="hi_IN"/>
+        </w:rPr>
+        <w:t>תחת⁠ו</w:t>
+      </w:r>
+    </w:p>
+    <w:p>
+      <w:pPr/>
+      <w:r>
+        <w:rPr>
+          <w:lang w:val="hi_IN" w:bidi="hi_IN"/>
+        </w:rPr>
+      </w:r>
+      <w:r>
+        <w:rPr>
           <w:b/>
           <w:lang w:val="hi_IN" w:bidi="hi_IN"/>
         </w:rPr>
@@ -20811,6 +22253,20 @@
       </w:r>
       <w:r>
         <w:rPr>
+          <w:lang w:val="hi_IN" w:bidi="hi_IN"/>
+        </w:rPr>
+        <w:t>כָּל־הַ⁠בָּ֣א</w:t>
+      </w:r>
+    </w:p>
+    <w:p>
+      <w:pPr/>
+      <w:r>
+        <w:rPr>
+          <w:lang w:val="hi_IN" w:bidi="hi_IN"/>
+        </w:rPr>
+      </w:r>
+      <w:r>
+        <w:rPr>
           <w:b/>
           <w:lang w:val="hi_IN" w:bidi="hi_IN"/>
         </w:rPr>
@@ -20921,6 +22377,20 @@
       </w:r>
       <w:r>
         <w:rPr>
+          <w:lang w:val="hi_IN" w:bidi="hi_IN"/>
+        </w:rPr>
+        <w:t>אֲשֶׁר־נָ֨פַל שָׁ֧ם עֲשָׂהאֵ֛ל</w:t>
+      </w:r>
+    </w:p>
+    <w:p>
+      <w:pPr/>
+      <w:r>
+        <w:rPr>
+          <w:lang w:val="hi_IN" w:bidi="hi_IN"/>
+        </w:rPr>
+      </w:r>
+      <w:r>
+        <w:rPr>
           <w:b/>
           <w:lang w:val="hi_IN" w:bidi="hi_IN"/>
         </w:rPr>
@@ -21018,6 +22488,20 @@
       </w:r>
       <w:r>
         <w:rPr>
+          <w:lang w:val="hi_IN" w:bidi="hi_IN"/>
+        </w:rPr>
+        <w:t>וַֽ⁠יַּעֲמֹֽדוּ</w:t>
+      </w:r>
+    </w:p>
+    <w:p>
+      <w:pPr/>
+      <w:r>
+        <w:rPr>
+          <w:lang w:val="hi_IN" w:bidi="hi_IN"/>
+        </w:rPr>
+      </w:r>
+      <w:r>
+        <w:rPr>
           <w:b/>
           <w:lang w:val="hi_IN" w:bidi="hi_IN"/>
         </w:rPr>
@@ -21264,6 +22748,20 @@
       </w:r>
       <w:r>
         <w:rPr>
+          <w:lang w:val="hi_IN" w:bidi="hi_IN"/>
+        </w:rPr>
+        <w:t>וְ⁠הַ⁠שֶּׁ֣מֶשׁ בָּ֔אָה</w:t>
+      </w:r>
+    </w:p>
+    <w:p>
+      <w:pPr/>
+      <w:r>
+        <w:rPr>
+          <w:lang w:val="hi_IN" w:bidi="hi_IN"/>
+        </w:rPr>
+      </w:r>
+      <w:r>
+        <w:rPr>
           <w:b/>
           <w:lang w:val="hi_IN" w:bidi="hi_IN"/>
         </w:rPr>
@@ -21361,6 +22859,20 @@
       </w:r>
       <w:r>
         <w:rPr>
+          <w:lang w:val="hi_IN" w:bidi="hi_IN"/>
+        </w:rPr>
+        <w:t>אֲשֶׁר֙ עַל־פְּנֵי־גִ֔יחַ</w:t>
+      </w:r>
+    </w:p>
+    <w:p>
+      <w:pPr/>
+      <w:r>
+        <w:rPr>
+          <w:lang w:val="hi_IN" w:bidi="hi_IN"/>
+        </w:rPr>
+      </w:r>
+      <w:r>
+        <w:rPr>
           <w:b/>
           <w:lang w:val="hi_IN" w:bidi="hi_IN"/>
         </w:rPr>
@@ -21486,6 +22998,20 @@
         <w:rPr>
           <w:lang w:val="hi_IN" w:bidi="hi_IN"/>
         </w:rPr>
+      </w:r>
+    </w:p>
+    <w:p>
+      <w:pPr/>
+      <w:r>
+        <w:rPr>
+          <w:lang w:val="hi_IN" w:bidi="hi_IN"/>
+        </w:rPr>
+      </w:r>
+      <w:r>
+        <w:rPr>
+          <w:lang w:val="hi_IN" w:bidi="hi_IN"/>
+        </w:rPr>
+        <w:t>דֶּ֖רֶךְ מִדְבַּ֥ר גִּבְעֽוֹן</w:t>
       </w:r>
     </w:p>
     <w:p>
@@ -21709,6 +23235,20 @@
       </w:r>
       <w:r>
         <w:rPr>
+          <w:lang w:val="hi_IN" w:bidi="hi_IN"/>
+        </w:rPr>
+        <w:t>אַחֲרֵ֣י אַבְנֵ֔ר</w:t>
+      </w:r>
+    </w:p>
+    <w:p>
+      <w:pPr/>
+      <w:r>
+        <w:rPr>
+          <w:lang w:val="hi_IN" w:bidi="hi_IN"/>
+        </w:rPr>
+      </w:r>
+      <w:r>
+        <w:rPr>
           <w:b/>
           <w:lang w:val="hi_IN" w:bidi="hi_IN"/>
         </w:rPr>
@@ -21819,6 +23359,20 @@
       </w:r>
       <w:r>
         <w:rPr>
+          <w:lang w:val="hi_IN" w:bidi="hi_IN"/>
+        </w:rPr>
+        <w:t>עַ֥ל רֹאשׁ־גִּבְעָ֖ה אֶחָֽת</w:t>
+      </w:r>
+    </w:p>
+    <w:p>
+      <w:pPr/>
+      <w:r>
+        <w:rPr>
+          <w:lang w:val="hi_IN" w:bidi="hi_IN"/>
+        </w:rPr>
+      </w:r>
+      <w:r>
+        <w:rPr>
           <w:b/>
           <w:lang w:val="hi_IN" w:bidi="hi_IN"/>
         </w:rPr>
@@ -21968,6 +23522,20 @@
       </w:r>
       <w:r>
         <w:rPr>
+          <w:lang w:val="hi_IN" w:bidi="hi_IN"/>
+        </w:rPr>
+        <w:t>וַ⁠יֹּ֨אמֶר֙</w:t>
+      </w:r>
+    </w:p>
+    <w:p>
+      <w:pPr/>
+      <w:r>
+        <w:rPr>
+          <w:lang w:val="hi_IN" w:bidi="hi_IN"/>
+        </w:rPr>
+      </w:r>
+      <w:r>
+        <w:rPr>
           <w:b/>
           <w:lang w:val="hi_IN" w:bidi="hi_IN"/>
         </w:rPr>
@@ -22175,6 +23743,20 @@
       </w:r>
       <w:r>
         <w:rPr>
+          <w:lang w:val="hi_IN" w:bidi="hi_IN"/>
+        </w:rPr>
+        <w:t>הֲ⁠לָ⁠נֶ֨צַח֙ תֹּ֣אכַל חֶ֔רֶב</w:t>
+      </w:r>
+    </w:p>
+    <w:p>
+      <w:pPr/>
+      <w:r>
+        <w:rPr>
+          <w:lang w:val="hi_IN" w:bidi="hi_IN"/>
+        </w:rPr>
+      </w:r>
+      <w:r>
+        <w:rPr>
           <w:b/>
           <w:lang w:val="hi_IN" w:bidi="hi_IN"/>
         </w:rPr>
@@ -22313,6 +23895,20 @@
         <w:rPr>
           <w:lang w:val="hi_IN" w:bidi="hi_IN"/>
         </w:rPr>
+      </w:r>
+    </w:p>
+    <w:p>
+      <w:pPr/>
+      <w:r>
+        <w:rPr>
+          <w:lang w:val="hi_IN" w:bidi="hi_IN"/>
+        </w:rPr>
+      </w:r>
+      <w:r>
+        <w:rPr>
+          <w:lang w:val="hi_IN" w:bidi="hi_IN"/>
+        </w:rPr>
+        <w:t>בָּ⁠אַחֲרוֹנָ֑ה</w:t>
       </w:r>
     </w:p>
     <w:p>
@@ -22588,6 +24184,20 @@
       </w:r>
       <w:r>
         <w:rPr>
+          <w:lang w:val="hi_IN" w:bidi="hi_IN"/>
+        </w:rPr>
+        <w:t>אֲחֵי⁠הֶֽם</w:t>
+      </w:r>
+    </w:p>
+    <w:p>
+      <w:pPr/>
+      <w:r>
+        <w:rPr>
+          <w:lang w:val="hi_IN" w:bidi="hi_IN"/>
+        </w:rPr>
+      </w:r>
+      <w:r>
+        <w:rPr>
           <w:b/>
           <w:lang w:val="hi_IN" w:bidi="hi_IN"/>
         </w:rPr>
@@ -22698,6 +24308,20 @@
       </w:r>
       <w:r>
         <w:rPr>
+          <w:lang w:val="hi_IN" w:bidi="hi_IN"/>
+        </w:rPr>
+        <w:t>חַ֚י הָֽ⁠אֱלֹהִ֔ים</w:t>
+      </w:r>
+    </w:p>
+    <w:p>
+      <w:pPr/>
+      <w:r>
+        <w:rPr>
+          <w:lang w:val="hi_IN" w:bidi="hi_IN"/>
+        </w:rPr>
+      </w:r>
+      <w:r>
+        <w:rPr>
           <w:b/>
           <w:lang w:val="hi_IN" w:bidi="hi_IN"/>
         </w:rPr>
@@ -22808,6 +24432,20 @@
       </w:r>
       <w:r>
         <w:rPr>
+          <w:lang w:val="hi_IN" w:bidi="hi_IN"/>
+        </w:rPr>
+        <w:t>לוּלֵ֖א דִּבַּ֑רְתָּ כִּ֣י אָ֤ז מֵֽ⁠הַ⁠בֹּ֨קֶר֙ נַעֲלָ֣ה הָ⁠עָ֔ם</w:t>
+      </w:r>
+    </w:p>
+    <w:p>
+      <w:pPr/>
+      <w:r>
+        <w:rPr>
+          <w:lang w:val="hi_IN" w:bidi="hi_IN"/>
+        </w:rPr>
+      </w:r>
+      <w:r>
+        <w:rPr>
           <w:b/>
           <w:lang w:val="hi_IN" w:bidi="hi_IN"/>
         </w:rPr>
@@ -22905,6 +24543,20 @@
       </w:r>
       <w:r>
         <w:rPr>
+          <w:lang w:val="hi_IN" w:bidi="hi_IN"/>
+        </w:rPr>
+        <w:t>נַעֲלָ֣ה</w:t>
+      </w:r>
+    </w:p>
+    <w:p>
+      <w:pPr/>
+      <w:r>
+        <w:rPr>
+          <w:lang w:val="hi_IN" w:bidi="hi_IN"/>
+        </w:rPr>
+      </w:r>
+      <w:r>
+        <w:rPr>
           <w:b/>
           <w:lang w:val="hi_IN" w:bidi="hi_IN"/>
         </w:rPr>
@@ -23017,6 +24669,20 @@
         <w:rPr>
           <w:lang w:val="hi_IN" w:bidi="hi_IN"/>
         </w:rPr>
+      </w:r>
+    </w:p>
+    <w:p>
+      <w:pPr/>
+      <w:r>
+        <w:rPr>
+          <w:lang w:val="hi_IN" w:bidi="hi_IN"/>
+        </w:rPr>
+      </w:r>
+      <w:r>
+        <w:rPr>
+          <w:lang w:val="hi_IN" w:bidi="hi_IN"/>
+        </w:rPr>
+        <w:t>אָחִֽי⁠ו</w:t>
       </w:r>
     </w:p>
     <w:p>
@@ -23143,6 +24809,20 @@
       </w:r>
       <w:r>
         <w:rPr>
+          <w:lang w:val="hi_IN" w:bidi="hi_IN"/>
+        </w:rPr>
+        <w:t>יִשְׂרָאֵ֑ל</w:t>
+      </w:r>
+    </w:p>
+    <w:p>
+      <w:pPr/>
+      <w:r>
+        <w:rPr>
+          <w:lang w:val="hi_IN" w:bidi="hi_IN"/>
+        </w:rPr>
+      </w:r>
+      <w:r>
+        <w:rPr>
           <w:b/>
           <w:lang w:val="hi_IN" w:bidi="hi_IN"/>
         </w:rPr>
@@ -23337,6 +25017,20 @@
       </w:r>
       <w:r>
         <w:rPr>
+          <w:lang w:val="hi_IN" w:bidi="hi_IN"/>
+        </w:rPr>
+        <w:t>מִ⁠בִּנְיָמִ֔ן</w:t>
+      </w:r>
+    </w:p>
+    <w:p>
+      <w:pPr/>
+      <w:r>
+        <w:rPr>
+          <w:lang w:val="hi_IN" w:bidi="hi_IN"/>
+        </w:rPr>
+      </w:r>
+      <w:r>
+        <w:rPr>
           <w:b/>
           <w:lang w:val="hi_IN" w:bidi="hi_IN"/>
         </w:rPr>
@@ -23544,6 +25238,20 @@
       </w:r>
       <w:r>
         <w:rPr>
+          <w:lang w:val="hi_IN" w:bidi="hi_IN"/>
+        </w:rPr>
+        <w:t>וַ⁠יִּשְׂאוּ֙ אֶת־עֲשָׂהאֵ֔ל וַֽ⁠יִּקְבְּרֻ֨⁠הוּ֙ בְּ⁠קֶ֣בֶר אָבִ֔י⁠ו</w:t>
+      </w:r>
+    </w:p>
+    <w:p>
+      <w:pPr/>
+      <w:r>
+        <w:rPr>
+          <w:lang w:val="hi_IN" w:bidi="hi_IN"/>
+        </w:rPr>
+      </w:r>
+      <w:r>
+        <w:rPr>
           <w:b/>
           <w:lang w:val="hi_IN" w:bidi="hi_IN"/>
         </w:rPr>
@@ -23630,6 +25338,20 @@
         <w:rPr>
           <w:lang w:val="hi_IN" w:bidi="hi_IN"/>
         </w:rPr>
+      </w:r>
+    </w:p>
+    <w:p>
+      <w:pPr/>
+      <w:r>
+        <w:rPr>
+          <w:lang w:val="hi_IN" w:bidi="hi_IN"/>
+        </w:rPr>
+      </w:r>
+      <w:r>
+        <w:rPr>
+          <w:lang w:val="hi_IN" w:bidi="hi_IN"/>
+        </w:rPr>
+        <w:t>וַ⁠יֵּאֹ֥ר לָ⁠הֶ֖ם בְּ⁠חֶבְרֽוֹן</w:t>
       </w:r>
     </w:p>
     <w:p>
@@ -24521,6 +26243,20 @@
       </w:r>
       <w:r>
         <w:rPr>
+          <w:lang w:val="hi_IN" w:bidi="hi_IN"/>
+        </w:rPr>
+        <w:t>וַ⁠יִּרְפּ֖וּ יָדָ֑י⁠ו</w:t>
+      </w:r>
+    </w:p>
+    <w:p>
+      <w:pPr/>
+      <w:r>
+        <w:rPr>
+          <w:lang w:val="hi_IN" w:bidi="hi_IN"/>
+        </w:rPr>
+      </w:r>
+      <w:r>
+        <w:rPr>
           <w:b/>
           <w:lang w:val="hi_IN" w:bidi="hi_IN"/>
         </w:rPr>
@@ -24746,6 +26482,20 @@
       </w:r>
       <w:r>
         <w:rPr>
+          <w:lang w:val="hi_IN" w:bidi="hi_IN"/>
+        </w:rPr>
+        <w:t>נִבְהָֽלוּ</w:t>
+      </w:r>
+    </w:p>
+    <w:p>
+      <w:pPr/>
+      <w:r>
+        <w:rPr>
+          <w:lang w:val="hi_IN" w:bidi="hi_IN"/>
+        </w:rPr>
+      </w:r>
+      <w:r>
+        <w:rPr>
           <w:b/>
           <w:lang w:val="hi_IN" w:bidi="hi_IN"/>
         </w:rPr>
@@ -25087,6 +26837,20 @@
       </w:r>
       <w:r>
         <w:rPr>
+          <w:lang w:val="hi_IN" w:bidi="hi_IN"/>
+        </w:rPr>
+        <w:t>כִּ֚י גַּם־בְּאֵר֔וֹת תֵּחָשֵׁ֖ב עַל־בִּנְיָמִֽן</w:t>
+      </w:r>
+    </w:p>
+    <w:p>
+      <w:pPr/>
+      <w:r>
+        <w:rPr>
+          <w:lang w:val="hi_IN" w:bidi="hi_IN"/>
+        </w:rPr>
+      </w:r>
+      <w:r>
+        <w:rPr>
           <w:b/>
           <w:lang w:val="hi_IN" w:bidi="hi_IN"/>
         </w:rPr>
@@ -25307,6 +27071,20 @@
         <w:rPr>
           <w:lang w:val="hi_IN" w:bidi="hi_IN"/>
         </w:rPr>
+      </w:r>
+    </w:p>
+    <w:p>
+      <w:pPr/>
+      <w:r>
+        <w:rPr>
+          <w:lang w:val="hi_IN" w:bidi="hi_IN"/>
+        </w:rPr>
+      </w:r>
+      <w:r>
+        <w:rPr>
+          <w:lang w:val="hi_IN" w:bidi="hi_IN"/>
+        </w:rPr>
+        <w:t>עַ֖ד הַ⁠יּ֥וֹם הַ⁠זֶּֽה</w:t>
       </w:r>
     </w:p>
     <w:p>
@@ -25658,6 +27436,20 @@
       </w:r>
       <w:r>
         <w:rPr>
+          <w:lang w:val="hi_IN" w:bidi="hi_IN"/>
+        </w:rPr>
+        <w:t>שֹׁכֵ֔ב אֵ֖ת מִשְׁכַּ֥ב הַֽ⁠צָּהֳרָֽיִם</w:t>
+      </w:r>
+    </w:p>
+    <w:p>
+      <w:pPr/>
+      <w:r>
+        <w:rPr>
+          <w:lang w:val="hi_IN" w:bidi="hi_IN"/>
+        </w:rPr>
+      </w:r>
+      <w:r>
+        <w:rPr>
           <w:b/>
           <w:lang w:val="hi_IN" w:bidi="hi_IN"/>
         </w:rPr>
@@ -25909,6 +27701,20 @@
       </w:r>
       <w:r>
         <w:rPr>
+          <w:lang w:val="hi_IN" w:bidi="hi_IN"/>
+        </w:rPr>
+        <w:t>וְ֠⁠הֵנָּה</w:t>
+      </w:r>
+    </w:p>
+    <w:p>
+      <w:pPr/>
+      <w:r>
+        <w:rPr>
+          <w:lang w:val="hi_IN" w:bidi="hi_IN"/>
+        </w:rPr>
+      </w:r>
+      <w:r>
+        <w:rPr>
           <w:b/>
           <w:lang w:val="hi_IN" w:bidi="hi_IN"/>
         </w:rPr>
@@ -26132,6 +27938,20 @@
       </w:r>
       <w:r>
         <w:rPr>
+          <w:lang w:val="hi_IN" w:bidi="hi_IN"/>
+        </w:rPr>
+        <w:t>אֶת־נַפְשֶׁ֑⁠ךָ</w:t>
+      </w:r>
+    </w:p>
+    <w:p>
+      <w:pPr/>
+      <w:r>
+        <w:rPr>
+          <w:lang w:val="hi_IN" w:bidi="hi_IN"/>
+        </w:rPr>
+      </w:r>
+      <w:r>
+        <w:rPr>
           <w:b/>
           <w:lang w:val="hi_IN" w:bidi="hi_IN"/>
         </w:rPr>
@@ -26242,6 +28062,20 @@
       </w:r>
       <w:r>
         <w:rPr>
+          <w:lang w:val="hi_IN" w:bidi="hi_IN"/>
+        </w:rPr>
+        <w:t>לַֽ⁠אדֹנִ֨⁠י הַ⁠מֶּ֤לֶךְ</w:t>
+      </w:r>
+    </w:p>
+    <w:p>
+      <w:pPr/>
+      <w:r>
+        <w:rPr>
+          <w:lang w:val="hi_IN" w:bidi="hi_IN"/>
+        </w:rPr>
+      </w:r>
+      <w:r>
+        <w:rPr>
           <w:b/>
           <w:lang w:val="hi_IN" w:bidi="hi_IN"/>
         </w:rPr>
@@ -26352,6 +28186,20 @@
       </w:r>
       <w:r>
         <w:rPr>
+          <w:lang w:val="hi_IN" w:bidi="hi_IN"/>
+        </w:rPr>
+        <w:t>לַֽ⁠אדֹנִ֨⁠י הַ⁠מֶּ֤לֶךְ</w:t>
+      </w:r>
+    </w:p>
+    <w:p>
+      <w:pPr/>
+      <w:r>
+        <w:rPr>
+          <w:lang w:val="hi_IN" w:bidi="hi_IN"/>
+        </w:rPr>
+      </w:r>
+      <w:r>
+        <w:rPr>
           <w:b/>
           <w:lang w:val="hi_IN" w:bidi="hi_IN"/>
         </w:rPr>
@@ -26451,6 +28299,20 @@
         <w:rPr>
           <w:lang w:val="hi_IN" w:bidi="hi_IN"/>
         </w:rPr>
+      </w:r>
+    </w:p>
+    <w:p>
+      <w:pPr/>
+      <w:r>
+        <w:rPr>
+          <w:lang w:val="hi_IN" w:bidi="hi_IN"/>
+        </w:rPr>
+      </w:r>
+      <w:r>
+        <w:rPr>
+          <w:lang w:val="hi_IN" w:bidi="hi_IN"/>
+        </w:rPr>
+        <w:t>וּ⁠מִ⁠זַּרְעֽ⁠וֹ</w:t>
       </w:r>
     </w:p>
     <w:p>
@@ -27138,6 +29000,20 @@
       </w:r>
       <w:r>
         <w:rPr>
+          <w:lang w:val="hi_IN" w:bidi="hi_IN"/>
+        </w:rPr>
+        <w:t>אֲשֶׁ֥ר לְ⁠תִתִּ⁠י־ל֖⁠וֹ בְּשֹׂרָֽה</w:t>
+      </w:r>
+    </w:p>
+    <w:p>
+      <w:pPr/>
+      <w:r>
+        <w:rPr>
+          <w:lang w:val="hi_IN" w:bidi="hi_IN"/>
+        </w:rPr>
+      </w:r>
+      <w:r>
+        <w:rPr>
           <w:b/>
           <w:lang w:val="hi_IN" w:bidi="hi_IN"/>
         </w:rPr>
@@ -27274,6 +29150,20 @@
       </w:r>
       <w:r>
         <w:rPr>
+          <w:lang w:val="hi_IN" w:bidi="hi_IN"/>
+        </w:rPr>
+        <w:t>אַ֞ף</w:t>
+      </w:r>
+    </w:p>
+    <w:p>
+      <w:pPr/>
+      <w:r>
+        <w:rPr>
+          <w:lang w:val="hi_IN" w:bidi="hi_IN"/>
+        </w:rPr>
+      </w:r>
+      <w:r>
+        <w:rPr>
           <w:b/>
           <w:lang w:val="hi_IN" w:bidi="hi_IN"/>
         </w:rPr>
@@ -27397,6 +29287,20 @@
       </w:r>
       <w:r>
         <w:rPr>
+          <w:lang w:val="hi_IN" w:bidi="hi_IN"/>
+        </w:rPr>
+        <w:t>אַ֞ף</w:t>
+      </w:r>
+    </w:p>
+    <w:p>
+      <w:pPr/>
+      <w:r>
+        <w:rPr>
+          <w:lang w:val="hi_IN" w:bidi="hi_IN"/>
+        </w:rPr>
+      </w:r>
+      <w:r>
+        <w:rPr>
           <w:b/>
           <w:lang w:val="hi_IN" w:bidi="hi_IN"/>
         </w:rPr>
@@ -27501,6 +29405,20 @@
         <w:rPr>
           <w:lang w:val="hi_IN" w:bidi="hi_IN"/>
         </w:rPr>
+      </w:r>
+    </w:p>
+    <w:p>
+      <w:pPr/>
+      <w:r>
+        <w:rPr>
+          <w:lang w:val="hi_IN" w:bidi="hi_IN"/>
+        </w:rPr>
+      </w:r>
+      <w:r>
+        <w:rPr>
+          <w:lang w:val="hi_IN" w:bidi="hi_IN"/>
+        </w:rPr>
+        <w:t>וְ⁠עַתָּ֗ה</w:t>
       </w:r>
     </w:p>
     <w:p>
@@ -27743,6 +29661,20 @@
       </w:r>
       <w:r>
         <w:rPr>
+          <w:lang w:val="hi_IN" w:bidi="hi_IN"/>
+        </w:rPr>
+        <w:t>הֲ⁠ל֨וֹא אֲבַקֵּ֤שׁ אֶת־דָּמ⁠וֹ֙ מִ⁠יֶּדְ⁠כֶ֔ם</w:t>
+      </w:r>
+    </w:p>
+    <w:p>
+      <w:pPr/>
+      <w:r>
+        <w:rPr>
+          <w:lang w:val="hi_IN" w:bidi="hi_IN"/>
+        </w:rPr>
+      </w:r>
+      <w:r>
+        <w:rPr>
           <w:b/>
           <w:lang w:val="hi_IN" w:bidi="hi_IN"/>
         </w:rPr>
@@ -27853,6 +29785,20 @@
       </w:r>
       <w:r>
         <w:rPr>
+          <w:lang w:val="hi_IN" w:bidi="hi_IN"/>
+        </w:rPr>
+        <w:t>וּ⁠בִעַרְתִּ֥י אֶתְ⁠כֶ֖ם מִן־הָ⁠אָֽרֶץ</w:t>
+      </w:r>
+    </w:p>
+    <w:p>
+      <w:pPr/>
+      <w:r>
+        <w:rPr>
+          <w:lang w:val="hi_IN" w:bidi="hi_IN"/>
+        </w:rPr>
+      </w:r>
+      <w:r>
+        <w:rPr>
           <w:b/>
           <w:lang w:val="hi_IN" w:bidi="hi_IN"/>
         </w:rPr>
@@ -27978,6 +29924,20 @@
         <w:rPr>
           <w:lang w:val="hi_IN" w:bidi="hi_IN"/>
         </w:rPr>
+      </w:r>
+    </w:p>
+    <w:p>
+      <w:pPr/>
+      <w:r>
+        <w:rPr>
+          <w:lang w:val="hi_IN" w:bidi="hi_IN"/>
+        </w:rPr>
+      </w:r>
+      <w:r>
+        <w:rPr>
+          <w:lang w:val="hi_IN" w:bidi="hi_IN"/>
+        </w:rPr>
+        <w:t>וַ⁠יִּתְל֥וּ עַל־הַ⁠בְּרֵכָ֖ה בְּ⁠חֶבְר֑וֹן &amp; בְּ⁠חֶבְרֽוֹן</w:t>
       </w:r>
     </w:p>
     <w:p>
@@ -28346,6 +30306,20 @@
       </w:r>
       <w:r>
         <w:rPr>
+          <w:lang w:val="hi_IN" w:bidi="hi_IN"/>
+        </w:rPr>
+        <w:t>כָּל־שִׁבְטֵ֧י יִשְׂרָאֵ֛ל</w:t>
+      </w:r>
+    </w:p>
+    <w:p>
+      <w:pPr/>
+      <w:r>
+        <w:rPr>
+          <w:lang w:val="hi_IN" w:bidi="hi_IN"/>
+        </w:rPr>
+      </w:r>
+      <w:r>
+        <w:rPr>
           <w:b/>
           <w:lang w:val="hi_IN" w:bidi="hi_IN"/>
         </w:rPr>
@@ -28431,6 +30405,20 @@
         <w:rPr>
           <w:lang w:val="hi_IN" w:bidi="hi_IN"/>
         </w:rPr>
+      </w:r>
+    </w:p>
+    <w:p>
+      <w:pPr/>
+      <w:r>
+        <w:rPr>
+          <w:lang w:val="hi_IN" w:bidi="hi_IN"/>
+        </w:rPr>
+      </w:r>
+      <w:r>
+        <w:rPr>
+          <w:lang w:val="hi_IN" w:bidi="hi_IN"/>
+        </w:rPr>
+        <w:t>הִנְ⁠נ֛וּ</w:t>
       </w:r>
     </w:p>
     <w:p>
@@ -28543,6 +30531,20 @@
       </w:r>
       <w:r>
         <w:rPr>
+          <w:lang w:val="hi_IN" w:bidi="hi_IN"/>
+        </w:rPr>
+        <w:t>עַצְמְ⁠ךָ֥ וּֽ⁠בְשָׂרְ⁠ךָ֖ אֲנָֽחְנוּ</w:t>
+      </w:r>
+    </w:p>
+    <w:p>
+      <w:pPr/>
+      <w:r>
+        <w:rPr>
+          <w:lang w:val="hi_IN" w:bidi="hi_IN"/>
+        </w:rPr>
+      </w:r>
+      <w:r>
+        <w:rPr>
           <w:b/>
           <w:lang w:val="hi_IN" w:bidi="hi_IN"/>
         </w:rPr>
@@ -28841,6 +30843,20 @@
       </w:r>
       <w:r>
         <w:rPr>
+          <w:lang w:val="hi_IN" w:bidi="hi_IN"/>
+        </w:rPr>
+        <w:t>אֶת־יִשְׂרָאֵ֑ל</w:t>
+      </w:r>
+    </w:p>
+    <w:p>
+      <w:pPr/>
+      <w:r>
+        <w:rPr>
+          <w:lang w:val="hi_IN" w:bidi="hi_IN"/>
+        </w:rPr>
+      </w:r>
+      <w:r>
+        <w:rPr>
           <w:b/>
           <w:lang w:val="hi_IN" w:bidi="hi_IN"/>
         </w:rPr>
@@ -28937,6 +30953,20 @@
       </w:r>
       <w:r>
         <w:rPr>
+          <w:lang w:val="hi_IN" w:bidi="hi_IN"/>
+        </w:rPr>
+        <w:t>אַתָּ֗ה הָיִ֛יתָ &amp; אַתָּ֨ה תִרְעֶ֤ה &amp; וְ⁠אַתָּ֛ה תִּהְיֶ֥ה</w:t>
+      </w:r>
+    </w:p>
+    <w:p>
+      <w:pPr/>
+      <w:r>
+        <w:rPr>
+          <w:lang w:val="hi_IN" w:bidi="hi_IN"/>
+        </w:rPr>
+      </w:r>
+      <w:r>
+        <w:rPr>
           <w:b/>
           <w:lang w:val="hi_IN" w:bidi="hi_IN"/>
         </w:rPr>
@@ -29174,6 +31204,20 @@
       </w:r>
       <w:r>
         <w:rPr>
+          <w:lang w:val="hi_IN" w:bidi="hi_IN"/>
+        </w:rPr>
+        <w:t>אַתָּ֨ה תִרְעֶ֤ה אֶת־עַמִּ⁠י֙ אֶת־יִשְׂרָאֵ֔ל וְ⁠אַתָּ֛ה תִּהְיֶ֥ה לְ⁠נָגִ֖יד עַל־יִשְׂרָאֵֽל</w:t>
+      </w:r>
+    </w:p>
+    <w:p>
+      <w:pPr/>
+      <w:r>
+        <w:rPr>
+          <w:lang w:val="hi_IN" w:bidi="hi_IN"/>
+        </w:rPr>
+      </w:r>
+      <w:r>
+        <w:rPr>
           <w:b/>
           <w:lang w:val="hi_IN" w:bidi="hi_IN"/>
         </w:rPr>
@@ -29259,6 +31303,20 @@
         <w:rPr>
           <w:lang w:val="hi_IN" w:bidi="hi_IN"/>
         </w:rPr>
+      </w:r>
+    </w:p>
+    <w:p>
+      <w:pPr/>
+      <w:r>
+        <w:rPr>
+          <w:lang w:val="hi_IN" w:bidi="hi_IN"/>
+        </w:rPr>
+      </w:r>
+      <w:r>
+        <w:rPr>
+          <w:lang w:val="hi_IN" w:bidi="hi_IN"/>
+        </w:rPr>
+        <w:t>אַתָּ֨ה תִרְעֶ֤ה אֶת־עַמִּ⁠י֙ אֶת־יִשְׂרָאֵ֔ל</w:t>
       </w:r>
     </w:p>
     <w:p>
@@ -29861,6 +31919,20 @@
       </w:r>
       <w:r>
         <w:rPr>
+          <w:lang w:val="hi_IN" w:bidi="hi_IN"/>
+        </w:rPr>
+        <w:t>הֱסִֽירְ⁠ךָ֗ הַ⁠עִוְרִ֤ים וְ⁠הַ⁠פִּסְחִים֙</w:t>
+      </w:r>
+    </w:p>
+    <w:p>
+      <w:pPr/>
+      <w:r>
+        <w:rPr>
+          <w:lang w:val="hi_IN" w:bidi="hi_IN"/>
+        </w:rPr>
+      </w:r>
+      <w:r>
+        <w:rPr>
           <w:b/>
           <w:lang w:val="hi_IN" w:bidi="hi_IN"/>
         </w:rPr>
@@ -29957,6 +32029,20 @@
       </w:r>
       <w:r>
         <w:rPr>
+          <w:lang w:val="hi_IN" w:bidi="hi_IN"/>
+        </w:rPr>
+        <w:t>הַ⁠עִוְרִ֤ים וְ⁠הַ⁠פִּסְחִים֙</w:t>
+      </w:r>
+    </w:p>
+    <w:p>
+      <w:pPr/>
+      <w:r>
+        <w:rPr>
+          <w:lang w:val="hi_IN" w:bidi="hi_IN"/>
+        </w:rPr>
+      </w:r>
+      <w:r>
+        <w:rPr>
           <w:b/>
           <w:lang w:val="hi_IN" w:bidi="hi_IN"/>
         </w:rPr>
@@ -30066,6 +32152,20 @@
       </w:r>
       <w:r>
         <w:rPr>
+          <w:lang w:val="hi_IN" w:bidi="hi_IN"/>
+        </w:rPr>
+        <w:t>לֵ⁠אמֹר֙</w:t>
+      </w:r>
+    </w:p>
+    <w:p>
+      <w:pPr/>
+      <w:r>
+        <w:rPr>
+          <w:lang w:val="hi_IN" w:bidi="hi_IN"/>
+        </w:rPr>
+      </w:r>
+      <w:r>
+        <w:rPr>
           <w:b/>
           <w:lang w:val="hi_IN" w:bidi="hi_IN"/>
         </w:rPr>
@@ -30162,6 +32262,20 @@
       </w:r>
       <w:r>
         <w:rPr>
+          <w:lang w:val="hi_IN" w:bidi="hi_IN"/>
+        </w:rPr>
+        <w:t>הִ֖יא עִ֥יר דָּוִֽד</w:t>
+      </w:r>
+    </w:p>
+    <w:p>
+      <w:pPr/>
+      <w:r>
+        <w:rPr>
+          <w:lang w:val="hi_IN" w:bidi="hi_IN"/>
+        </w:rPr>
+      </w:r>
+      <w:r>
+        <w:rPr>
           <w:b/>
           <w:lang w:val="hi_IN" w:bidi="hi_IN"/>
         </w:rPr>
@@ -30271,6 +32385,20 @@
       </w:r>
       <w:r>
         <w:rPr>
+          <w:lang w:val="hi_IN" w:bidi="hi_IN"/>
+        </w:rPr>
+        <w:t>יְבֻסִי֙</w:t>
+      </w:r>
+    </w:p>
+    <w:p>
+      <w:pPr/>
+      <w:r>
+        <w:rPr>
+          <w:lang w:val="hi_IN" w:bidi="hi_IN"/>
+        </w:rPr>
+      </w:r>
+      <w:r>
+        <w:rPr>
           <w:b/>
           <w:lang w:val="hi_IN" w:bidi="hi_IN"/>
         </w:rPr>
@@ -30367,6 +32495,20 @@
       </w:r>
       <w:r>
         <w:rPr>
+          <w:lang w:val="hi_IN" w:bidi="hi_IN"/>
+        </w:rPr>
+        <w:t>וְ⁠אֶת־הַ⁠פִּסְחִים֙ וְ⁠אֶת־הַ֣⁠עִוְרִ֔ים</w:t>
+      </w:r>
+    </w:p>
+    <w:p>
+      <w:pPr/>
+      <w:r>
+        <w:rPr>
+          <w:lang w:val="hi_IN" w:bidi="hi_IN"/>
+        </w:rPr>
+      </w:r>
+      <w:r>
+        <w:rPr>
           <w:b/>
           <w:lang w:val="hi_IN" w:bidi="hi_IN"/>
         </w:rPr>
@@ -30476,6 +32618,20 @@
       </w:r>
       <w:r>
         <w:rPr>
+          <w:lang w:val="hi_IN" w:bidi="hi_IN"/>
+        </w:rPr>
+        <w:t>שנאה נֶ֣פֶשׁ דָּוִ֑ד</w:t>
+      </w:r>
+    </w:p>
+    <w:p>
+      <w:pPr/>
+      <w:r>
+        <w:rPr>
+          <w:lang w:val="hi_IN" w:bidi="hi_IN"/>
+        </w:rPr>
+      </w:r>
+      <w:r>
+        <w:rPr>
           <w:b/>
           <w:lang w:val="hi_IN" w:bidi="hi_IN"/>
         </w:rPr>
@@ -30572,6 +32728,20 @@
       </w:r>
       <w:r>
         <w:rPr>
+          <w:lang w:val="hi_IN" w:bidi="hi_IN"/>
+        </w:rPr>
+        <w:t>שנאה נֶ֣פֶשׁ דָּוִ֑ד</w:t>
+      </w:r>
+    </w:p>
+    <w:p>
+      <w:pPr/>
+      <w:r>
+        <w:rPr>
+          <w:lang w:val="hi_IN" w:bidi="hi_IN"/>
+        </w:rPr>
+      </w:r>
+      <w:r>
+        <w:rPr>
           <w:b/>
           <w:lang w:val="hi_IN" w:bidi="hi_IN"/>
         </w:rPr>
@@ -30668,6 +32838,20 @@
       </w:r>
       <w:r>
         <w:rPr>
+          <w:lang w:val="hi_IN" w:bidi="hi_IN"/>
+        </w:rPr>
+        <w:t>שנאה נֶ֣פֶשׁ דָּוִ֑ד</w:t>
+      </w:r>
+    </w:p>
+    <w:p>
+      <w:pPr/>
+      <w:r>
+        <w:rPr>
+          <w:lang w:val="hi_IN" w:bidi="hi_IN"/>
+        </w:rPr>
+      </w:r>
+      <w:r>
+        <w:rPr>
           <w:b/>
           <w:lang w:val="hi_IN" w:bidi="hi_IN"/>
         </w:rPr>
@@ -30834,6 +33018,20 @@
       </w:r>
       <w:r>
         <w:rPr>
+          <w:lang w:val="hi_IN" w:bidi="hi_IN"/>
+        </w:rPr>
+        <w:t>עִוֵּ֣ר וּ⁠פִסֵּ֔חַ</w:t>
+      </w:r>
+    </w:p>
+    <w:p>
+      <w:pPr/>
+      <w:r>
+        <w:rPr>
+          <w:lang w:val="hi_IN" w:bidi="hi_IN"/>
+        </w:rPr>
+      </w:r>
+      <w:r>
+        <w:rPr>
           <w:b/>
           <w:lang w:val="hi_IN" w:bidi="hi_IN"/>
         </w:rPr>
@@ -30956,6 +33154,20 @@
       </w:r>
       <w:r>
         <w:rPr>
+          <w:lang w:val="hi_IN" w:bidi="hi_IN"/>
+        </w:rPr>
+        <w:t>יֹֽאמְר֔וּ</w:t>
+      </w:r>
+    </w:p>
+    <w:p>
+      <w:pPr/>
+      <w:r>
+        <w:rPr>
+          <w:lang w:val="hi_IN" w:bidi="hi_IN"/>
+        </w:rPr>
+      </w:r>
+      <w:r>
+        <w:rPr>
           <w:b/>
           <w:lang w:val="hi_IN" w:bidi="hi_IN"/>
         </w:rPr>
@@ -31052,6 +33264,20 @@
       </w:r>
       <w:r>
         <w:rPr>
+          <w:lang w:val="hi_IN" w:bidi="hi_IN"/>
+        </w:rPr>
+        <w:t>הַ⁠בָּֽיִת</w:t>
+      </w:r>
+    </w:p>
+    <w:p>
+      <w:pPr/>
+      <w:r>
+        <w:rPr>
+          <w:lang w:val="hi_IN" w:bidi="hi_IN"/>
+        </w:rPr>
+      </w:r>
+      <w:r>
+        <w:rPr>
           <w:b/>
           <w:lang w:val="hi_IN" w:bidi="hi_IN"/>
         </w:rPr>
@@ -31162,6 +33388,20 @@
       </w:r>
       <w:r>
         <w:rPr>
+          <w:lang w:val="hi_IN" w:bidi="hi_IN"/>
+        </w:rPr>
+        <w:t>הַ⁠מִּלּ֖וֹא</w:t>
+      </w:r>
+    </w:p>
+    <w:p>
+      <w:pPr/>
+      <w:r>
+        <w:rPr>
+          <w:lang w:val="hi_IN" w:bidi="hi_IN"/>
+        </w:rPr>
+      </w:r>
+      <w:r>
+        <w:rPr>
           <w:b/>
           <w:lang w:val="hi_IN" w:bidi="hi_IN"/>
         </w:rPr>
@@ -31341,6 +33581,20 @@
       </w:r>
       <w:r>
         <w:rPr>
+          <w:lang w:val="hi_IN" w:bidi="hi_IN"/>
+        </w:rPr>
+        <w:t>וַ⁠יֵּ֥לֶךְ דָּוִ֖ד הָל֣וֹךְ וְ⁠גָד֑וֹל</w:t>
+      </w:r>
+    </w:p>
+    <w:p>
+      <w:pPr/>
+      <w:r>
+        <w:rPr>
+          <w:lang w:val="hi_IN" w:bidi="hi_IN"/>
+        </w:rPr>
+      </w:r>
+      <w:r>
+        <w:rPr>
           <w:b/>
           <w:lang w:val="hi_IN" w:bidi="hi_IN"/>
         </w:rPr>
@@ -31426,6 +33680,20 @@
         <w:rPr>
           <w:lang w:val="hi_IN" w:bidi="hi_IN"/>
         </w:rPr>
+      </w:r>
+    </w:p>
+    <w:p>
+      <w:pPr/>
+      <w:r>
+        <w:rPr>
+          <w:lang w:val="hi_IN" w:bidi="hi_IN"/>
+        </w:rPr>
+      </w:r>
+      <w:r>
+        <w:rPr>
+          <w:lang w:val="hi_IN" w:bidi="hi_IN"/>
+        </w:rPr>
+        <w:t>עִמּֽ⁠וֹ</w:t>
       </w:r>
     </w:p>
     <w:p>
@@ -31538,6 +33806,20 @@
       </w:r>
       <w:r>
         <w:rPr>
+          <w:lang w:val="hi_IN" w:bidi="hi_IN"/>
+        </w:rPr>
+        <w:t>וַ⁠עֲצֵ֣י אֲרָזִ֔ים</w:t>
+      </w:r>
+    </w:p>
+    <w:p>
+      <w:pPr/>
+      <w:r>
+        <w:rPr>
+          <w:lang w:val="hi_IN" w:bidi="hi_IN"/>
+        </w:rPr>
+      </w:r>
+      <w:r>
+        <w:rPr>
           <w:b/>
           <w:lang w:val="hi_IN" w:bidi="hi_IN"/>
         </w:rPr>
@@ -31621,6 +33903,20 @@
       </w:r>
       <w:r>
         <w:rPr>
+          <w:lang w:val="hi_IN" w:bidi="hi_IN"/>
+        </w:rPr>
+        <w:t>וַ⁠יִּבְנֽוּ</w:t>
+      </w:r>
+    </w:p>
+    <w:p>
+      <w:pPr/>
+      <w:r>
+        <w:rPr>
+          <w:lang w:val="hi_IN" w:bidi="hi_IN"/>
+        </w:rPr>
+      </w:r>
+      <w:r>
+        <w:rPr>
           <w:b/>
           <w:lang w:val="hi_IN" w:bidi="hi_IN"/>
         </w:rPr>
@@ -31717,6 +34013,20 @@
       </w:r>
       <w:r>
         <w:rPr>
+          <w:lang w:val="hi_IN" w:bidi="hi_IN"/>
+        </w:rPr>
+        <w:t>נִשֵּׂ֣א מַמְלַכְתּ֔⁠וֹ</w:t>
+      </w:r>
+    </w:p>
+    <w:p>
+      <w:pPr/>
+      <w:r>
+        <w:rPr>
+          <w:lang w:val="hi_IN" w:bidi="hi_IN"/>
+        </w:rPr>
+      </w:r>
+      <w:r>
+        <w:rPr>
           <w:b/>
           <w:lang w:val="hi_IN" w:bidi="hi_IN"/>
         </w:rPr>
@@ -31921,6 +34231,20 @@
       </w:r>
       <w:r>
         <w:rPr>
+          <w:lang w:val="hi_IN" w:bidi="hi_IN"/>
+        </w:rPr>
+        <w:t>הַ⁠יִּלֹּדִ֥ים ל֖⁠וֹ</w:t>
+      </w:r>
+    </w:p>
+    <w:p>
+      <w:pPr/>
+      <w:r>
+        <w:rPr>
+          <w:lang w:val="hi_IN" w:bidi="hi_IN"/>
+        </w:rPr>
+      </w:r>
+      <w:r>
+        <w:rPr>
           <w:b/>
           <w:lang w:val="hi_IN" w:bidi="hi_IN"/>
         </w:rPr>
@@ -32006,6 +34330,20 @@
         <w:rPr>
           <w:lang w:val="hi_IN" w:bidi="hi_IN"/>
         </w:rPr>
+      </w:r>
+    </w:p>
+    <w:p>
+      <w:pPr/>
+      <w:r>
+        <w:rPr>
+          <w:lang w:val="hi_IN" w:bidi="hi_IN"/>
+        </w:rPr>
+      </w:r>
+      <w:r>
+        <w:rPr>
+          <w:lang w:val="hi_IN" w:bidi="hi_IN"/>
+        </w:rPr>
+        <w:t>מָשְׁח֨וּ אֶת־דָּוִ֤ד</w:t>
       </w:r>
     </w:p>
     <w:p>
@@ -32238,6 +34576,20 @@
       </w:r>
       <w:r>
         <w:rPr>
+          <w:lang w:val="hi_IN" w:bidi="hi_IN"/>
+        </w:rPr>
+        <w:t>הַ⁠אֶֽעֱלֶה֙ אֶל־פְּלִשְׁתִּ֔ים &amp; עֲלֵ֔ה</w:t>
+      </w:r>
+    </w:p>
+    <w:p>
+      <w:pPr/>
+      <w:r>
+        <w:rPr>
+          <w:lang w:val="hi_IN" w:bidi="hi_IN"/>
+        </w:rPr>
+      </w:r>
+      <w:r>
+        <w:rPr>
           <w:b/>
           <w:lang w:val="hi_IN" w:bidi="hi_IN"/>
         </w:rPr>
@@ -32505,6 +34857,20 @@
       </w:r>
       <w:r>
         <w:rPr>
+          <w:lang w:val="hi_IN" w:bidi="hi_IN"/>
+        </w:rPr>
+        <w:t>נָתֹ֥ן אֶתֵּ֛ן</w:t>
+      </w:r>
+    </w:p>
+    <w:p>
+      <w:pPr/>
+      <w:r>
+        <w:rPr>
+          <w:lang w:val="hi_IN" w:bidi="hi_IN"/>
+        </w:rPr>
+      </w:r>
+      <w:r>
+        <w:rPr>
           <w:b/>
           <w:lang w:val="hi_IN" w:bidi="hi_IN"/>
         </w:rPr>
@@ -32590,6 +34956,20 @@
         <w:rPr>
           <w:lang w:val="hi_IN" w:bidi="hi_IN"/>
         </w:rPr>
+      </w:r>
+    </w:p>
+    <w:p>
+      <w:pPr/>
+      <w:r>
+        <w:rPr>
+          <w:lang w:val="hi_IN" w:bidi="hi_IN"/>
+        </w:rPr>
+      </w:r>
+      <w:r>
+        <w:rPr>
+          <w:lang w:val="hi_IN" w:bidi="hi_IN"/>
+        </w:rPr>
+        <w:t>וַ⁠יַּכֵּ֣⁠ם &amp; דָּוִד֒</w:t>
       </w:r>
     </w:p>
     <w:p>
@@ -32733,6 +35113,20 @@
       </w:r>
       <w:r>
         <w:rPr>
+          <w:lang w:val="hi_IN" w:bidi="hi_IN"/>
+        </w:rPr>
+        <w:t>לְ⁠פָנַ֖⁠י</w:t>
+      </w:r>
+    </w:p>
+    <w:p>
+      <w:pPr/>
+      <w:r>
+        <w:rPr>
+          <w:lang w:val="hi_IN" w:bidi="hi_IN"/>
+        </w:rPr>
+      </w:r>
+      <w:r>
+        <w:rPr>
           <w:b/>
           <w:lang w:val="hi_IN" w:bidi="hi_IN"/>
         </w:rPr>
@@ -32829,6 +35223,20 @@
       </w:r>
       <w:r>
         <w:rPr>
+          <w:lang w:val="hi_IN" w:bidi="hi_IN"/>
+        </w:rPr>
+        <w:t>כְּ⁠פֶ֣רֶץ מָ֑יִם</w:t>
+      </w:r>
+    </w:p>
+    <w:p>
+      <w:pPr/>
+      <w:r>
+        <w:rPr>
+          <w:lang w:val="hi_IN" w:bidi="hi_IN"/>
+        </w:rPr>
+      </w:r>
+      <w:r>
+        <w:rPr>
           <w:b/>
           <w:lang w:val="hi_IN" w:bidi="hi_IN"/>
         </w:rPr>
@@ -32925,6 +35333,20 @@
       </w:r>
       <w:r>
         <w:rPr>
+          <w:lang w:val="hi_IN" w:bidi="hi_IN"/>
+        </w:rPr>
+        <w:t>קָרָ֛א שֵֽׁם־הַ⁠מָּק֥וֹם הַ⁠ה֖וּא</w:t>
+      </w:r>
+    </w:p>
+    <w:p>
+      <w:pPr/>
+      <w:r>
+        <w:rPr>
+          <w:lang w:val="hi_IN" w:bidi="hi_IN"/>
+        </w:rPr>
+      </w:r>
+      <w:r>
+        <w:rPr>
           <w:b/>
           <w:lang w:val="hi_IN" w:bidi="hi_IN"/>
         </w:rPr>
@@ -33021,6 +35443,20 @@
       </w:r>
       <w:r>
         <w:rPr>
+          <w:lang w:val="hi_IN" w:bidi="hi_IN"/>
+        </w:rPr>
+        <w:t>בְּ⁠בַֽעַל־פְּרָצִים֮</w:t>
+      </w:r>
+    </w:p>
+    <w:p>
+      <w:pPr/>
+      <w:r>
+        <w:rPr>
+          <w:lang w:val="hi_IN" w:bidi="hi_IN"/>
+        </w:rPr>
+      </w:r>
+      <w:r>
+        <w:rPr>
           <w:b/>
           <w:lang w:val="hi_IN" w:bidi="hi_IN"/>
         </w:rPr>
@@ -33117,6 +35553,20 @@
       </w:r>
       <w:r>
         <w:rPr>
+          <w:lang w:val="hi_IN" w:bidi="hi_IN"/>
+        </w:rPr>
+        <w:t>וַ⁠יַּעַזְבוּ</w:t>
+      </w:r>
+    </w:p>
+    <w:p>
+      <w:pPr/>
+      <w:r>
+        <w:rPr>
+          <w:lang w:val="hi_IN" w:bidi="hi_IN"/>
+        </w:rPr>
+      </w:r>
+      <w:r>
+        <w:rPr>
           <w:b/>
           <w:lang w:val="hi_IN" w:bidi="hi_IN"/>
         </w:rPr>
@@ -33213,6 +35663,20 @@
       </w:r>
       <w:r>
         <w:rPr>
+          <w:lang w:val="hi_IN" w:bidi="hi_IN"/>
+        </w:rPr>
+        <w:t>וַ⁠יִּשָּׂאֵ֥⁠ם דָּוִ֖ד וַ⁠אֲנָשָֽׁי⁠ו</w:t>
+      </w:r>
+    </w:p>
+    <w:p>
+      <w:pPr/>
+      <w:r>
+        <w:rPr>
+          <w:lang w:val="hi_IN" w:bidi="hi_IN"/>
+        </w:rPr>
+      </w:r>
+      <w:r>
+        <w:rPr>
           <w:b/>
           <w:lang w:val="hi_IN" w:bidi="hi_IN"/>
         </w:rPr>
@@ -33296,6 +35760,20 @@
       </w:r>
       <w:r>
         <w:rPr>
+          <w:lang w:val="hi_IN" w:bidi="hi_IN"/>
+        </w:rPr>
+        <w:t>וַ⁠יֹּסִ֥פוּ ע֛וֹד פְּלִשְׁתִּ֖ים לַֽ⁠עֲל֑וֹת</w:t>
+      </w:r>
+    </w:p>
+    <w:p>
+      <w:pPr/>
+      <w:r>
+        <w:rPr>
+          <w:lang w:val="hi_IN" w:bidi="hi_IN"/>
+        </w:rPr>
+      </w:r>
+      <w:r>
+        <w:rPr>
           <w:b/>
           <w:lang w:val="hi_IN" w:bidi="hi_IN"/>
         </w:rPr>
@@ -33392,6 +35870,20 @@
       </w:r>
       <w:r>
         <w:rPr>
+          <w:lang w:val="hi_IN" w:bidi="hi_IN"/>
+        </w:rPr>
+        <w:t>וַ⁠יֹּ֖אמֶר</w:t>
+      </w:r>
+    </w:p>
+    <w:p>
+      <w:pPr/>
+      <w:r>
+        <w:rPr>
+          <w:lang w:val="hi_IN" w:bidi="hi_IN"/>
+        </w:rPr>
+      </w:r>
+      <w:r>
+        <w:rPr>
           <w:b/>
           <w:lang w:val="hi_IN" w:bidi="hi_IN"/>
         </w:rPr>
@@ -33488,6 +35980,20 @@
       </w:r>
       <w:r>
         <w:rPr>
+          <w:lang w:val="hi_IN" w:bidi="hi_IN"/>
+        </w:rPr>
+        <w:t>לֹ֣א תַעֲלֶ֑ה</w:t>
+      </w:r>
+    </w:p>
+    <w:p>
+      <w:pPr/>
+      <w:r>
+        <w:rPr>
+          <w:lang w:val="hi_IN" w:bidi="hi_IN"/>
+        </w:rPr>
+      </w:r>
+      <w:r>
+        <w:rPr>
           <w:b/>
           <w:lang w:val="hi_IN" w:bidi="hi_IN"/>
         </w:rPr>
@@ -33584,6 +36090,20 @@
       </w:r>
       <w:r>
         <w:rPr>
+          <w:lang w:val="hi_IN" w:bidi="hi_IN"/>
+        </w:rPr>
+        <w:t>לְ⁠פָנֶ֔י⁠ךָ</w:t>
+      </w:r>
+    </w:p>
+    <w:p>
+      <w:pPr/>
+      <w:r>
+        <w:rPr>
+          <w:lang w:val="hi_IN" w:bidi="hi_IN"/>
+        </w:rPr>
+      </w:r>
+      <w:r>
+        <w:rPr>
           <w:b/>
           <w:lang w:val="hi_IN" w:bidi="hi_IN"/>
         </w:rPr>
@@ -33680,6 +36200,20 @@
       </w:r>
       <w:r>
         <w:rPr>
+          <w:lang w:val="hi_IN" w:bidi="hi_IN"/>
+        </w:rPr>
+        <w:t>בְּ⁠מַחֲנֵ֥ה פְלִשְׁתִּֽים</w:t>
+      </w:r>
+    </w:p>
+    <w:p>
+      <w:pPr/>
+      <w:r>
+        <w:rPr>
+          <w:lang w:val="hi_IN" w:bidi="hi_IN"/>
+        </w:rPr>
+      </w:r>
+      <w:r>
+        <w:rPr>
           <w:b/>
           <w:lang w:val="hi_IN" w:bidi="hi_IN"/>
         </w:rPr>
@@ -33779,6 +36313,20 @@
         <w:rPr>
           <w:lang w:val="hi_IN" w:bidi="hi_IN"/>
         </w:rPr>
+      </w:r>
+    </w:p>
+    <w:p>
+      <w:pPr/>
+      <w:r>
+        <w:rPr>
+          <w:lang w:val="hi_IN" w:bidi="hi_IN"/>
+        </w:rPr>
+      </w:r>
+      <w:r>
+        <w:rPr>
+          <w:lang w:val="hi_IN" w:bidi="hi_IN"/>
+        </w:rPr>
+        <w:t>מִ⁠גֶּ֖בַע</w:t>
       </w:r>
     </w:p>
     <w:p>

--- a/hin/docx/10.content.docx
+++ b/hin/docx/10.content.docx
@@ -3069,6 +3069,20 @@
       </w:r>
       <w:r>
         <w:rPr>
+          <w:lang w:val="hi_IN" w:bidi="hi_IN"/>
+        </w:rPr>
+        <w:t>מֵ⁠הַכּ֖וֹת אֶת־הָ⁠עֲמָלֵ֑ק</w:t>
+      </w:r>
+    </w:p>
+    <w:p>
+      <w:pPr/>
+      <w:r>
+        <w:rPr>
+          <w:lang w:val="hi_IN" w:bidi="hi_IN"/>
+        </w:rPr>
+      </w:r>
+      <w:r>
+        <w:rPr>
           <w:b/>
           <w:lang w:val="hi_IN" w:bidi="hi_IN"/>
         </w:rPr>
@@ -3276,6 +3290,20 @@
       </w:r>
       <w:r>
         <w:rPr>
+          <w:lang w:val="hi_IN" w:bidi="hi_IN"/>
+        </w:rPr>
+        <w:t>וַ⁠יְהִ֣י</w:t>
+      </w:r>
+    </w:p>
+    <w:p>
+      <w:pPr/>
+      <w:r>
+        <w:rPr>
+          <w:lang w:val="hi_IN" w:bidi="hi_IN"/>
+        </w:rPr>
+      </w:r>
+      <w:r>
+        <w:rPr>
           <w:b/>
           <w:lang w:val="hi_IN" w:bidi="hi_IN"/>
         </w:rPr>
@@ -3784,6 +3812,20 @@
       </w:r>
       <w:r>
         <w:rPr>
+          <w:lang w:val="hi_IN" w:bidi="hi_IN"/>
+        </w:rPr>
+        <w:t>וּ⁠בְגָדָ֣י⁠ו קְרֻעִ֔ים וַ⁠אֲדָמָ֖ה עַל־רֹאשׁ֑⁠וֹ</w:t>
+      </w:r>
+    </w:p>
+    <w:p>
+      <w:pPr/>
+      <w:r>
+        <w:rPr>
+          <w:lang w:val="hi_IN" w:bidi="hi_IN"/>
+        </w:rPr>
+      </w:r>
+      <w:r>
+        <w:rPr>
           <w:b/>
           <w:lang w:val="hi_IN" w:bidi="hi_IN"/>
         </w:rPr>
@@ -4142,6 +4184,20 @@
       </w:r>
       <w:r>
         <w:rPr>
+          <w:lang w:val="hi_IN" w:bidi="hi_IN"/>
+        </w:rPr>
+        <w:t>וַ֠⁠יֹּאמֶר אֲשֶׁר־נָ֨ס הָ⁠עָ֜ם מִן־הַ⁠מִּלְחָמָ֗ה וְ⁠גַם־הַרְבֵּ֞ה נָפַ֤ל מִן־הָ⁠עָם֙ וַ⁠יָּמֻ֔תוּ וְ⁠גַ֗ם שָׁא֛וּל וִ⁠יהוֹנָתָ֥ן בְּנ֖⁠וֹ מֵֽתוּ</w:t>
+      </w:r>
+    </w:p>
+    <w:p>
+      <w:pPr/>
+      <w:r>
+        <w:rPr>
+          <w:lang w:val="hi_IN" w:bidi="hi_IN"/>
+        </w:rPr>
+      </w:r>
+      <w:r>
+        <w:rPr>
           <w:b/>
           <w:lang w:val="hi_IN" w:bidi="hi_IN"/>
         </w:rPr>
@@ -5042,6 +5098,20 @@
       </w:r>
       <w:r>
         <w:rPr>
+          <w:lang w:val="hi_IN" w:bidi="hi_IN"/>
+        </w:rPr>
+        <w:t>וַ⁠יֹּ֥אמֶר לִ֖⁠י מִי־אָ֑תָּה וָאֹמַ֣ר אֵלָ֔י⁠ו עֲמָלֵקִ֖י אָנֹֽכִי</w:t>
+      </w:r>
+    </w:p>
+    <w:p>
+      <w:pPr/>
+      <w:r>
+        <w:rPr>
+          <w:lang w:val="hi_IN" w:bidi="hi_IN"/>
+        </w:rPr>
+      </w:r>
+      <w:r>
+        <w:rPr>
           <w:b/>
           <w:lang w:val="hi_IN" w:bidi="hi_IN"/>
         </w:rPr>
@@ -5139,6 +5209,20 @@
       </w:r>
       <w:r>
         <w:rPr>
+          <w:lang w:val="hi_IN" w:bidi="hi_IN"/>
+        </w:rPr>
+        <w:t>וַ⁠יֹּ֣אמֶר אֵלַ֗⁠י עֲמָד־נָ֤א עָלַ⁠י֙ וּ⁠מֹ֣תְתֵ֔⁠נִי כִּ֥י אֲחָזַ֖⁠נִי הַ⁠שָּׁבָ֑ץ כִּֽי־כָל־ע֥וֹד נַפְשִׁ֖⁠י בִּֽ⁠י</w:t>
+      </w:r>
+    </w:p>
+    <w:p>
+      <w:pPr/>
+      <w:r>
+        <w:rPr>
+          <w:lang w:val="hi_IN" w:bidi="hi_IN"/>
+        </w:rPr>
+      </w:r>
+      <w:r>
+        <w:rPr>
           <w:b/>
           <w:lang w:val="hi_IN" w:bidi="hi_IN"/>
         </w:rPr>
@@ -5225,6 +5309,20 @@
         <w:rPr>
           <w:lang w:val="hi_IN" w:bidi="hi_IN"/>
         </w:rPr>
+      </w:r>
+    </w:p>
+    <w:p>
+      <w:pPr/>
+      <w:r>
+        <w:rPr>
+          <w:lang w:val="hi_IN" w:bidi="hi_IN"/>
+        </w:rPr>
+      </w:r>
+      <w:r>
+        <w:rPr>
+          <w:lang w:val="hi_IN" w:bidi="hi_IN"/>
+        </w:rPr>
+        <w:t>עֲמָד־נָ֤א עָלַ⁠י֙ וּ⁠מֹ֣תְתֵ֔⁠נִי כִּ֥י אֲחָזַ֖⁠נִי הַ⁠שָּׁבָ֑ץ כִּֽי־כָל־ע֥וֹד נַפְשִׁ֖⁠י בִּֽ⁠י</w:t>
       </w:r>
     </w:p>
     <w:p>
@@ -5814,6 +5912,20 @@
       </w:r>
       <w:r>
         <w:rPr>
+          <w:lang w:val="hi_IN" w:bidi="hi_IN"/>
+        </w:rPr>
+        <w:t>וָ⁠אֶעֱמֹ֤ד עָלָי⁠ו֙ וַ⁠אֲמֹ֣תְתֵ֔⁠הוּ כִּ֣י יָדַ֔עְתִּי כִּ֛י לֹ֥א יִֽחְיֶ֖ה אַחֲרֵ֣י נִפְל֑⁠וֹ</w:t>
+      </w:r>
+    </w:p>
+    <w:p>
+      <w:pPr/>
+      <w:r>
+        <w:rPr>
+          <w:lang w:val="hi_IN" w:bidi="hi_IN"/>
+        </w:rPr>
+      </w:r>
+      <w:r>
+        <w:rPr>
           <w:b/>
           <w:lang w:val="hi_IN" w:bidi="hi_IN"/>
         </w:rPr>
@@ -6696,6 +6808,20 @@
       </w:r>
       <w:r>
         <w:rPr>
+          <w:lang w:val="hi_IN" w:bidi="hi_IN"/>
+        </w:rPr>
+        <w:t>וַֽ⁠יִּסְפְּדוּ֙ וַ⁠יִּבְכּ֔וּ וַ⁠יָּצֻ֖מוּ עַד־הָ⁠עָ֑רֶב עַל־שָׁא֞וּל וְ⁠עַל־יְהוֹנָתָ֣ן בְּנ֗⁠וֹ וְ⁠עַל־עַ֤ם יְהוָה֙ וְ⁠עַל־בֵּ֣ית יִשְׂרָאֵ֔ל כִּ֥י נָפְל֖וּ בֶּ⁠חָֽרֶב</w:t>
+      </w:r>
+    </w:p>
+    <w:p>
+      <w:pPr/>
+      <w:r>
+        <w:rPr>
+          <w:lang w:val="hi_IN" w:bidi="hi_IN"/>
+        </w:rPr>
+      </w:r>
+      <w:r>
+        <w:rPr>
           <w:b/>
           <w:lang w:val="hi_IN" w:bidi="hi_IN"/>
         </w:rPr>
@@ -7318,6 +7444,20 @@
       </w:r>
       <w:r>
         <w:rPr>
+          <w:lang w:val="hi_IN" w:bidi="hi_IN"/>
+        </w:rPr>
+        <w:t>אֵ֥י מִ⁠זֶּ֖ה אָ֑תָּה</w:t>
+      </w:r>
+    </w:p>
+    <w:p>
+      <w:pPr/>
+      <w:r>
+        <w:rPr>
+          <w:lang w:val="hi_IN" w:bidi="hi_IN"/>
+        </w:rPr>
+      </w:r>
+      <w:r>
+        <w:rPr>
           <w:b/>
           <w:lang w:val="hi_IN" w:bidi="hi_IN"/>
         </w:rPr>
@@ -7568,6 +7708,20 @@
       </w:r>
       <w:r>
         <w:rPr>
+          <w:lang w:val="hi_IN" w:bidi="hi_IN"/>
+        </w:rPr>
+        <w:t>אֵ֚יךְ לֹ֣א יָרֵ֔אתָ לִ⁠שְׁלֹ֨חַ֙ יָֽדְ⁠ךָ֔ לְ⁠שַׁחֵ֖ת אֶת־מְשִׁ֥יחַ יְהוָֽה</w:t>
+      </w:r>
+    </w:p>
+    <w:p>
+      <w:pPr/>
+      <w:r>
+        <w:rPr>
+          <w:lang w:val="hi_IN" w:bidi="hi_IN"/>
+        </w:rPr>
+      </w:r>
+      <w:r>
+        <w:rPr>
           <w:b/>
           <w:lang w:val="hi_IN" w:bidi="hi_IN"/>
         </w:rPr>
@@ -7935,6 +8089,20 @@
       </w:r>
       <w:r>
         <w:rPr>
+          <w:lang w:val="hi_IN" w:bidi="hi_IN"/>
+        </w:rPr>
+        <w:t>פְּגַע &amp; וַ⁠יַּכֵּ֖⁠הוּ</w:t>
+      </w:r>
+    </w:p>
+    <w:p>
+      <w:pPr/>
+      <w:r>
+        <w:rPr>
+          <w:lang w:val="hi_IN" w:bidi="hi_IN"/>
+        </w:rPr>
+      </w:r>
+      <w:r>
+        <w:rPr>
           <w:b/>
           <w:lang w:val="hi_IN" w:bidi="hi_IN"/>
         </w:rPr>
@@ -8298,6 +8466,20 @@
       </w:r>
       <w:r>
         <w:rPr>
+          <w:lang w:val="hi_IN" w:bidi="hi_IN"/>
+        </w:rPr>
+        <w:t>דָּמְךָ֖ עַל־רֹאשֶׁ֑⁠ךָ כִּ֣י פִ֗י⁠ךָ עָנָ֤ה בְ⁠ךָ֙ לֵ⁠אמֹ֔ר אָנֹכִ֥י מֹתַ֖תִּי אֶת־מְשִׁ֥יחַ יְהוָֽה</w:t>
+      </w:r>
+    </w:p>
+    <w:p>
+      <w:pPr/>
+      <w:r>
+        <w:rPr>
+          <w:lang w:val="hi_IN" w:bidi="hi_IN"/>
+        </w:rPr>
+      </w:r>
+      <w:r>
+        <w:rPr>
           <w:b/>
           <w:lang w:val="hi_IN" w:bidi="hi_IN"/>
         </w:rPr>
@@ -8765,6 +8947,20 @@
       </w:r>
       <w:r>
         <w:rPr>
+          <w:lang w:val="hi_IN" w:bidi="hi_IN"/>
+        </w:rPr>
+        <w:t>אָנֹכִ֥י מֹתַ֖תִּי אֶת־מְשִׁ֥יחַ יְהוָֽה</w:t>
+      </w:r>
+    </w:p>
+    <w:p>
+      <w:pPr/>
+      <w:r>
+        <w:rPr>
+          <w:lang w:val="hi_IN" w:bidi="hi_IN"/>
+        </w:rPr>
+      </w:r>
+      <w:r>
+        <w:rPr>
           <w:b/>
           <w:lang w:val="hi_IN" w:bidi="hi_IN"/>
         </w:rPr>
@@ -9035,6 +9231,20 @@
       </w:r>
       <w:r>
         <w:rPr>
+          <w:lang w:val="hi_IN" w:bidi="hi_IN"/>
+        </w:rPr>
+        <w:t>וַ⁠יְקֹנֵ֣ן דָּוִ֔ד אֶת־הַ⁠קִּינָ֖ה הַ⁠זֹּ֑את</w:t>
+      </w:r>
+    </w:p>
+    <w:p>
+      <w:pPr/>
+      <w:r>
+        <w:rPr>
+          <w:lang w:val="hi_IN" w:bidi="hi_IN"/>
+        </w:rPr>
+      </w:r>
+      <w:r>
+        <w:rPr>
           <w:b/>
           <w:lang w:val="hi_IN" w:bidi="hi_IN"/>
         </w:rPr>
@@ -9770,6 +9980,20 @@
         <w:rPr>
           <w:lang w:val="hi_IN" w:bidi="hi_IN"/>
         </w:rPr>
+      </w:r>
+    </w:p>
+    <w:p>
+      <w:pPr/>
+      <w:r>
+        <w:rPr>
+          <w:lang w:val="hi_IN" w:bidi="hi_IN"/>
+        </w:rPr>
+      </w:r>
+      <w:r>
+        <w:rPr>
+          <w:lang w:val="hi_IN" w:bidi="hi_IN"/>
+        </w:rPr>
+        <w:t>הַ⁠צְּבִי֙ יִשְׂרָאֵ֔ל &amp; חָלָ֑ל</w:t>
       </w:r>
     </w:p>
     <w:p>
@@ -10521,6 +10745,20 @@
       </w:r>
       <w:r>
         <w:rPr>
+          <w:lang w:val="hi_IN" w:bidi="hi_IN"/>
+        </w:rPr>
+        <w:t>אַל־תַּגִּ֣ידוּ בְ⁠גַ֔ת אַֽל־תְּבַשְּׂר֖וּ בְּ⁠חוּצֹ֣ת אַשְׁקְל֑וֹן</w:t>
+      </w:r>
+    </w:p>
+    <w:p>
+      <w:pPr/>
+      <w:r>
+        <w:rPr>
+          <w:lang w:val="hi_IN" w:bidi="hi_IN"/>
+        </w:rPr>
+      </w:r>
+      <w:r>
+        <w:rPr>
           <w:b/>
           <w:lang w:val="hi_IN" w:bidi="hi_IN"/>
         </w:rPr>
@@ -10668,6 +10906,20 @@
       </w:r>
       <w:r>
         <w:rPr>
+          <w:lang w:val="hi_IN" w:bidi="hi_IN"/>
+        </w:rPr>
+        <w:t>אַל־תַּגִּ֣ידוּ בְ⁠גַ֔ת אַֽל־תְּבַשְּׂר֖וּ בְּ⁠חוּצֹ֣ת אַשְׁקְל֑וֹן</w:t>
+      </w:r>
+    </w:p>
+    <w:p>
+      <w:pPr/>
+      <w:r>
+        <w:rPr>
+          <w:lang w:val="hi_IN" w:bidi="hi_IN"/>
+        </w:rPr>
+      </w:r>
+      <w:r>
+        <w:rPr>
           <w:b/>
           <w:lang w:val="hi_IN" w:bidi="hi_IN"/>
         </w:rPr>
@@ -10754,6 +11006,20 @@
         <w:rPr>
           <w:lang w:val="hi_IN" w:bidi="hi_IN"/>
         </w:rPr>
+      </w:r>
+    </w:p>
+    <w:p>
+      <w:pPr/>
+      <w:r>
+        <w:rPr>
+          <w:lang w:val="hi_IN" w:bidi="hi_IN"/>
+        </w:rPr>
+      </w:r>
+      <w:r>
+        <w:rPr>
+          <w:lang w:val="hi_IN" w:bidi="hi_IN"/>
+        </w:rPr>
+        <w:t>בְּנ֣וֹת פְּלִשְׁתִּ֔ים</w:t>
       </w:r>
     </w:p>
     <w:p>
@@ -11084,6 +11350,20 @@
       </w:r>
       <w:r>
         <w:rPr>
+          <w:lang w:val="hi_IN" w:bidi="hi_IN"/>
+        </w:rPr>
+        <w:t>הָרֵ֣י בַ⁠גִּלְבֹּ֗עַ אַל־טַ֧ל וְ⁠אַל־מָטָ֛ר עֲלֵי⁠כֶ֖ם וּ⁠שְׂדֵ֣י תְרוּמֹ֑ת כִּ֣י שָׁ֤ם נִגְעַל֙ מָגֵ֣ן גִּבּוֹרִ֔ים מָגֵ֣ן שָׁא֔וּל בְּלִ֖י מָשִׁ֥יחַ בַּ⁠שָּֽׁמֶן</w:t>
+      </w:r>
+    </w:p>
+    <w:p>
+      <w:pPr/>
+      <w:r>
+        <w:rPr>
+          <w:lang w:val="hi_IN" w:bidi="hi_IN"/>
+        </w:rPr>
+      </w:r>
+      <w:r>
+        <w:rPr>
           <w:b/>
           <w:lang w:val="hi_IN" w:bidi="hi_IN"/>
         </w:rPr>
@@ -11568,6 +11848,20 @@
       </w:r>
       <w:r>
         <w:rPr>
+          <w:lang w:val="hi_IN" w:bidi="hi_IN"/>
+        </w:rPr>
+        <w:t>שָׁ֤ם נִגְעַל֙ מָגֵ֣ן גִּבּוֹרִ֔ים</w:t>
+      </w:r>
+    </w:p>
+    <w:p>
+      <w:pPr/>
+      <w:r>
+        <w:rPr>
+          <w:lang w:val="hi_IN" w:bidi="hi_IN"/>
+        </w:rPr>
+      </w:r>
+      <w:r>
+        <w:rPr>
           <w:b/>
           <w:lang w:val="hi_IN" w:bidi="hi_IN"/>
         </w:rPr>
@@ -11924,6 +12218,20 @@
       </w:r>
       <w:r>
         <w:rPr>
+          <w:lang w:val="hi_IN" w:bidi="hi_IN"/>
+        </w:rPr>
+        <w:t>מָגֵ֣ן שָׁא֔וּל בְּלִ֖י מָשִׁ֥יחַ בַּ⁠שָּֽׁמֶן</w:t>
+      </w:r>
+    </w:p>
+    <w:p>
+      <w:pPr/>
+      <w:r>
+        <w:rPr>
+          <w:lang w:val="hi_IN" w:bidi="hi_IN"/>
+        </w:rPr>
+      </w:r>
+      <w:r>
+        <w:rPr>
           <w:b/>
           <w:lang w:val="hi_IN" w:bidi="hi_IN"/>
         </w:rPr>
@@ -12016,6 +12324,20 @@
         <w:rPr>
           <w:lang w:val="hi_IN" w:bidi="hi_IN"/>
         </w:rPr>
+      </w:r>
+    </w:p>
+    <w:p>
+      <w:pPr/>
+      <w:r>
+        <w:rPr>
+          <w:lang w:val="hi_IN" w:bidi="hi_IN"/>
+        </w:rPr>
+      </w:r>
+      <w:r>
+        <w:rPr>
+          <w:lang w:val="hi_IN" w:bidi="hi_IN"/>
+        </w:rPr>
+        <w:t>מִ⁠דַּ֣ם חֲלָלִ֗ים מֵ⁠חֵ֨לֶב֙ גִּבּוֹרִ֔ים קֶ֚שֶׁת יְה֣וֹנָתָ֔ן לֹ֥א נָשׂ֖וֹג אָח֑וֹר וְ⁠חֶ֣רֶב שָׁא֔וּל לֹ֥א תָשׁ֖וּב רֵיקָֽם</w:t>
       </w:r>
     </w:p>
     <w:p>
@@ -12329,6 +12651,20 @@
       </w:r>
       <w:r>
         <w:rPr>
+          <w:lang w:val="hi_IN" w:bidi="hi_IN"/>
+        </w:rPr>
+        <w:t>מִ⁠דַּ֣ם חֲלָלִ֗ים מֵ⁠חֵ֨לֶב֙ גִּבּוֹרִ֔ים</w:t>
+      </w:r>
+    </w:p>
+    <w:p>
+      <w:pPr/>
+      <w:r>
+        <w:rPr>
+          <w:lang w:val="hi_IN" w:bidi="hi_IN"/>
+        </w:rPr>
+      </w:r>
+      <w:r>
+        <w:rPr>
           <w:b/>
           <w:lang w:val="hi_IN" w:bidi="hi_IN"/>
         </w:rPr>
@@ -12555,6 +12891,20 @@
       </w:r>
       <w:r>
         <w:rPr>
+          <w:lang w:val="hi_IN" w:bidi="hi_IN"/>
+        </w:rPr>
+        <w:t>קֶ֚שֶׁת יְה֣וֹנָתָ֔ן לֹ֥א נָשׂ֖וֹג אָח֑וֹר</w:t>
+      </w:r>
+    </w:p>
+    <w:p>
+      <w:pPr/>
+      <w:r>
+        <w:rPr>
+          <w:lang w:val="hi_IN" w:bidi="hi_IN"/>
+        </w:rPr>
+      </w:r>
+      <w:r>
+        <w:rPr>
           <w:b/>
           <w:lang w:val="hi_IN" w:bidi="hi_IN"/>
         </w:rPr>
@@ -12665,6 +13015,20 @@
       </w:r>
       <w:r>
         <w:rPr>
+          <w:lang w:val="hi_IN" w:bidi="hi_IN"/>
+        </w:rPr>
+        <w:t>שָׁא֣וּל וִ⁠יהוֹנָתָ֗ן הַ⁠נֶּאֱהָבִ֤ים וְ⁠הַ⁠נְּעִימִם֙ בְּ⁠חַיֵּי⁠הֶ֔ם וּ⁠בְ⁠מוֹתָ֖⁠ם לֹ֣א נִפְרָ֑דוּ</w:t>
+      </w:r>
+    </w:p>
+    <w:p>
+      <w:pPr/>
+      <w:r>
+        <w:rPr>
+          <w:lang w:val="hi_IN" w:bidi="hi_IN"/>
+        </w:rPr>
+      </w:r>
+      <w:r>
+        <w:rPr>
           <w:b/>
           <w:lang w:val="hi_IN" w:bidi="hi_IN"/>
         </w:rPr>
@@ -12794,6 +13158,20 @@
       </w:r>
       <w:r>
         <w:rPr>
+          <w:lang w:val="hi_IN" w:bidi="hi_IN"/>
+        </w:rPr>
+        <w:t>מִ⁠נְּשָׁרִ֣ים קַ֔לּוּ מֵ⁠אֲרָי֖וֹת גָּבֵֽרוּ</w:t>
+      </w:r>
+    </w:p>
+    <w:p>
+      <w:pPr/>
+      <w:r>
+        <w:rPr>
+          <w:lang w:val="hi_IN" w:bidi="hi_IN"/>
+        </w:rPr>
+      </w:r>
+      <w:r>
+        <w:rPr>
           <w:b/>
           <w:lang w:val="hi_IN" w:bidi="hi_IN"/>
         </w:rPr>
@@ -12903,6 +13281,20 @@
       </w:r>
       <w:r>
         <w:rPr>
+          <w:lang w:val="hi_IN" w:bidi="hi_IN"/>
+        </w:rPr>
+        <w:t>בְּנוֹת֙ יִשְׂרָאֵ֔ל אֶל־שָׁא֖וּל בְּכֶ֑ינָה הַ⁠מַּלְבִּֽשְׁ⁠כֶ֤ם שָׁנִי֙ עִם־עֲדָנִ֔ים הַֽ⁠מַּעֲלֶה֙ עֲדִ֣י זָהָ֔ב עַ֖ל לְבוּשְׁ⁠כֶֽן</w:t>
+      </w:r>
+    </w:p>
+    <w:p>
+      <w:pPr/>
+      <w:r>
+        <w:rPr>
+          <w:lang w:val="hi_IN" w:bidi="hi_IN"/>
+        </w:rPr>
+      </w:r>
+      <w:r>
+        <w:rPr>
           <w:b/>
           <w:lang w:val="hi_IN" w:bidi="hi_IN"/>
         </w:rPr>
@@ -13007,6 +13399,20 @@
         <w:rPr>
           <w:lang w:val="hi_IN" w:bidi="hi_IN"/>
         </w:rPr>
+      </w:r>
+    </w:p>
+    <w:p>
+      <w:pPr/>
+      <w:r>
+        <w:rPr>
+          <w:lang w:val="hi_IN" w:bidi="hi_IN"/>
+        </w:rPr>
+      </w:r>
+      <w:r>
+        <w:rPr>
+          <w:lang w:val="hi_IN" w:bidi="hi_IN"/>
+        </w:rPr>
+        <w:t>בְּנוֹת֙ יִשְׂרָאֵ֔ל</w:t>
       </w:r>
     </w:p>
     <w:p>
@@ -13127,6 +13533,20 @@
       </w:r>
       <w:r>
         <w:rPr>
+          <w:lang w:val="hi_IN" w:bidi="hi_IN"/>
+        </w:rPr>
+        <w:t>הַ⁠מַּלְבִּֽשְׁ⁠כֶ֤ם שָׁנִי֙ עִם־עֲדָנִ֔ים הַֽ⁠מַּעֲלֶה֙ עֲדִ֣י זָהָ֔ב עַ֖ל לְבוּשְׁ⁠כֶֽן</w:t>
+      </w:r>
+    </w:p>
+    <w:p>
+      <w:pPr/>
+      <w:r>
+        <w:rPr>
+          <w:lang w:val="hi_IN" w:bidi="hi_IN"/>
+        </w:rPr>
+      </w:r>
+      <w:r>
+        <w:rPr>
           <w:b/>
           <w:lang w:val="hi_IN" w:bidi="hi_IN"/>
         </w:rPr>
@@ -13659,6 +14079,20 @@
         <w:rPr>
           <w:lang w:val="hi_IN" w:bidi="hi_IN"/>
         </w:rPr>
+      </w:r>
+    </w:p>
+    <w:p>
+      <w:pPr/>
+      <w:r>
+        <w:rPr>
+          <w:lang w:val="hi_IN" w:bidi="hi_IN"/>
+        </w:rPr>
+      </w:r>
+      <w:r>
+        <w:rPr>
+          <w:lang w:val="hi_IN" w:bidi="hi_IN"/>
+        </w:rPr>
+        <w:t>אֵ֚יךְ נָפְל֣וּ גִבֹּרִ֔ים</w:t>
       </w:r>
     </w:p>
     <w:p>
@@ -14212,6 +14646,20 @@
       </w:r>
       <w:r>
         <w:rPr>
+          <w:lang w:val="hi_IN" w:bidi="hi_IN"/>
+        </w:rPr>
+        <w:t>נִפְלְאַ֤תָה אַהֲבָֽתְ⁠ךָ֙ לִ֔⁠י מֵ⁠אַהֲבַ֖ת נָשִֽׁים</w:t>
+      </w:r>
+    </w:p>
+    <w:p>
+      <w:pPr/>
+      <w:r>
+        <w:rPr>
+          <w:lang w:val="hi_IN" w:bidi="hi_IN"/>
+        </w:rPr>
+      </w:r>
+      <w:r>
+        <w:rPr>
           <w:b/>
           <w:lang w:val="hi_IN" w:bidi="hi_IN"/>
         </w:rPr>
@@ -14310,6 +14758,20 @@
         <w:rPr>
           <w:lang w:val="hi_IN" w:bidi="hi_IN"/>
         </w:rPr>
+      </w:r>
+    </w:p>
+    <w:p>
+      <w:pPr/>
+      <w:r>
+        <w:rPr>
+          <w:lang w:val="hi_IN" w:bidi="hi_IN"/>
+        </w:rPr>
+      </w:r>
+      <w:r>
+        <w:rPr>
+          <w:lang w:val="hi_IN" w:bidi="hi_IN"/>
+        </w:rPr>
+        <w:t>אֵ֚יךְ נָפְל֣וּ גִבּוֹרִ֔ים</w:t>
       </w:r>
     </w:p>
     <w:p>
@@ -16351,6 +16813,20 @@
       </w:r>
       <w:r>
         <w:rPr>
+          <w:lang w:val="hi_IN" w:bidi="hi_IN"/>
+        </w:rPr>
+        <w:t>וַ⁠יַּגִּ֤דוּ לְ⁠דָוִד֙ לֵ⁠אמֹ֔ר</w:t>
+      </w:r>
+    </w:p>
+    <w:p>
+      <w:pPr/>
+      <w:r>
+        <w:rPr>
+          <w:lang w:val="hi_IN" w:bidi="hi_IN"/>
+        </w:rPr>
+      </w:r>
+      <w:r>
+        <w:rPr>
           <w:b/>
           <w:lang w:val="hi_IN" w:bidi="hi_IN"/>
         </w:rPr>
@@ -17066,6 +17542,20 @@
       </w:r>
       <w:r>
         <w:rPr>
+          <w:lang w:val="hi_IN" w:bidi="hi_IN"/>
+        </w:rPr>
+        <w:t>עֲשִׂיתֶ֜ם הַ⁠חֶ֣סֶד הַ⁠זֶּ֗ה עִם־אֲדֹֽנֵי⁠כֶם֙ עִם־שָׁא֔וּל וַֽ⁠תִּקְבְּר֖וּ אֹתֽ⁠וֹ</w:t>
+      </w:r>
+    </w:p>
+    <w:p>
+      <w:pPr/>
+      <w:r>
+        <w:rPr>
+          <w:lang w:val="hi_IN" w:bidi="hi_IN"/>
+        </w:rPr>
+      </w:r>
+      <w:r>
+        <w:rPr>
           <w:b/>
           <w:lang w:val="hi_IN" w:bidi="hi_IN"/>
         </w:rPr>
@@ -17359,6 +17849,20 @@
       </w:r>
       <w:r>
         <w:rPr>
+          <w:lang w:val="hi_IN" w:bidi="hi_IN"/>
+        </w:rPr>
+        <w:t>יַֽעַשׂ־יְהוָ֥ה עִמָּ⁠כֶ֖ם חֶ֣סֶד וֶ⁠אֱמֶ֑ת</w:t>
+      </w:r>
+    </w:p>
+    <w:p>
+      <w:pPr/>
+      <w:r>
+        <w:rPr>
+          <w:lang w:val="hi_IN" w:bidi="hi_IN"/>
+        </w:rPr>
+      </w:r>
+      <w:r>
+        <w:rPr>
           <w:b/>
           <w:lang w:val="hi_IN" w:bidi="hi_IN"/>
         </w:rPr>
@@ -17482,6 +17986,20 @@
       </w:r>
       <w:r>
         <w:rPr>
+          <w:lang w:val="hi_IN" w:bidi="hi_IN"/>
+        </w:rPr>
+        <w:t>וְ⁠גַ֣ם אָנֹכִ֗י אֶעֱשֶׂ֤ה אִתְּ⁠כֶם֙ הַ⁠טּוֹבָ֣ה הַ⁠זֹּ֔את</w:t>
+      </w:r>
+    </w:p>
+    <w:p>
+      <w:pPr/>
+      <w:r>
+        <w:rPr>
+          <w:lang w:val="hi_IN" w:bidi="hi_IN"/>
+        </w:rPr>
+      </w:r>
+      <w:r>
+        <w:rPr>
           <w:b/>
           <w:lang w:val="hi_IN" w:bidi="hi_IN"/>
         </w:rPr>
@@ -17581,6 +18099,20 @@
         <w:rPr>
           <w:lang w:val="hi_IN" w:bidi="hi_IN"/>
         </w:rPr>
+      </w:r>
+    </w:p>
+    <w:p>
+      <w:pPr/>
+      <w:r>
+        <w:rPr>
+          <w:lang w:val="hi_IN" w:bidi="hi_IN"/>
+        </w:rPr>
+      </w:r>
+      <w:r>
+        <w:rPr>
+          <w:lang w:val="hi_IN" w:bidi="hi_IN"/>
+        </w:rPr>
+        <w:t>תֶּחֱזַ֣קְנָה יְדֵי⁠כֶ֗ם וִֽ⁠הְיוּ֙ לִ⁠בְנֵי־חַ֔יִל כִּי־מֵ֖ת אֲדֹנֵי⁠כֶ֣ם שָׁא֑וּל וְ⁠גַם־אֹתִ֗⁠י מָשְׁח֧וּ בֵית־יְהוּדָ֛ה לְ⁠מֶ֖לֶךְ עֲלֵי⁠הֶֽם</w:t>
       </w:r>
     </w:p>
     <w:p>
@@ -17994,6 +18526,20 @@
       </w:r>
       <w:r>
         <w:rPr>
+          <w:lang w:val="hi_IN" w:bidi="hi_IN"/>
+        </w:rPr>
+        <w:t>בֵית־יְהוּדָ֛ה</w:t>
+      </w:r>
+    </w:p>
+    <w:p>
+      <w:pPr/>
+      <w:r>
+        <w:rPr>
+          <w:lang w:val="hi_IN" w:bidi="hi_IN"/>
+        </w:rPr>
+      </w:r>
+      <w:r>
+        <w:rPr>
           <w:b/>
           <w:lang w:val="hi_IN" w:bidi="hi_IN"/>
         </w:rPr>
@@ -18109,6 +18655,20 @@
       </w:r>
       <w:r>
         <w:rPr>
+          <w:lang w:val="hi_IN" w:bidi="hi_IN"/>
+        </w:rPr>
+        <w:t>וְ⁠אַבְנֵ֣ר בֶּן־נֵ֔ר שַׂר־צָבָ֖א אֲשֶׁ֣ר לְ⁠שָׁא֑וּל</w:t>
+      </w:r>
+    </w:p>
+    <w:p>
+      <w:pPr/>
+      <w:r>
+        <w:rPr>
+          <w:lang w:val="hi_IN" w:bidi="hi_IN"/>
+        </w:rPr>
+      </w:r>
+      <w:r>
+        <w:rPr>
           <w:b/>
           <w:lang w:val="hi_IN" w:bidi="hi_IN"/>
         </w:rPr>
@@ -18620,6 +19180,20 @@
       </w:r>
       <w:r>
         <w:rPr>
+          <w:lang w:val="hi_IN" w:bidi="hi_IN"/>
+        </w:rPr>
+        <w:t>בֶּן־אַרְבָּעִ֨ים שָׁנָ֜ה אִֽישׁ־בֹּ֣שֶׁת בֶּן־שָׁא֗וּל בְּ⁠מָלְכ⁠וֹ֙ עַל־יִשְׂרָאֵ֔ל וּ⁠שְׁתַּ֥יִם שָׁנִ֖ים מָלָ֑ךְ</w:t>
+      </w:r>
+    </w:p>
+    <w:p>
+      <w:pPr/>
+      <w:r>
+        <w:rPr>
+          <w:lang w:val="hi_IN" w:bidi="hi_IN"/>
+        </w:rPr>
+      </w:r>
+      <w:r>
+        <w:rPr>
           <w:b/>
           <w:lang w:val="hi_IN" w:bidi="hi_IN"/>
         </w:rPr>
@@ -18842,6 +19416,20 @@
         <w:rPr>
           <w:lang w:val="hi_IN" w:bidi="hi_IN"/>
         </w:rPr>
+      </w:r>
+    </w:p>
+    <w:p>
+      <w:pPr/>
+      <w:r>
+        <w:rPr>
+          <w:lang w:val="hi_IN" w:bidi="hi_IN"/>
+        </w:rPr>
+      </w:r>
+      <w:r>
+        <w:rPr>
+          <w:lang w:val="hi_IN" w:bidi="hi_IN"/>
+        </w:rPr>
+        <w:t>בֵּ֣ית יְהוּדָ֔ה</w:t>
       </w:r>
     </w:p>
     <w:p>
@@ -19254,6 +19842,20 @@
       </w:r>
       <w:r>
         <w:rPr>
+          <w:lang w:val="hi_IN" w:bidi="hi_IN"/>
+        </w:rPr>
+        <w:t>וַ⁠יֵּצֵא֙ אַבְנֵ֣ר בֶּן־נֵ֔ר</w:t>
+      </w:r>
+    </w:p>
+    <w:p>
+      <w:pPr/>
+      <w:r>
+        <w:rPr>
+          <w:lang w:val="hi_IN" w:bidi="hi_IN"/>
+        </w:rPr>
+      </w:r>
+      <w:r>
+        <w:rPr>
           <w:b/>
           <w:lang w:val="hi_IN" w:bidi="hi_IN"/>
         </w:rPr>
@@ -19351,6 +19953,20 @@
       </w:r>
       <w:r>
         <w:rPr>
+          <w:lang w:val="hi_IN" w:bidi="hi_IN"/>
+        </w:rPr>
+        <w:t>וְ⁠יוֹאָ֨ב בֶּן־צְרוּיָ֜ה</w:t>
+      </w:r>
+    </w:p>
+    <w:p>
+      <w:pPr/>
+      <w:r>
+        <w:rPr>
+          <w:lang w:val="hi_IN" w:bidi="hi_IN"/>
+        </w:rPr>
+      </w:r>
+      <w:r>
+        <w:rPr>
           <w:b/>
           <w:lang w:val="hi_IN" w:bidi="hi_IN"/>
         </w:rPr>
@@ -19572,6 +20188,20 @@
       </w:r>
       <w:r>
         <w:rPr>
+          <w:lang w:val="hi_IN" w:bidi="hi_IN"/>
+        </w:rPr>
+        <w:t>אֵ֤לֶּה עַל־הַ⁠בְּרֵכָה֙ מִ⁠זֶּ֔ה וְ⁠אֵ֥לֶּה עַל־הַ⁠בְּרֵכָ֖ה מִ⁠זֶּֽה</w:t>
+      </w:r>
+    </w:p>
+    <w:p>
+      <w:pPr/>
+      <w:r>
+        <w:rPr>
+          <w:lang w:val="hi_IN" w:bidi="hi_IN"/>
+        </w:rPr>
+      </w:r>
+      <w:r>
+        <w:rPr>
           <w:b/>
           <w:lang w:val="hi_IN" w:bidi="hi_IN"/>
         </w:rPr>
@@ -20824,6 +21454,20 @@
       </w:r>
       <w:r>
         <w:rPr>
+          <w:lang w:val="hi_IN" w:bidi="hi_IN"/>
+        </w:rPr>
+        <w:t>וַ⁠יִּנָּ֤גֶף אַבְנֵר֙ וְ⁠אַנְשֵׁ֣י יִשְׂרָאֵ֔ל לִ⁠פְנֵ֖י עַבְדֵ֥י דָוִֽד</w:t>
+      </w:r>
+    </w:p>
+    <w:p>
+      <w:pPr/>
+      <w:r>
+        <w:rPr>
+          <w:lang w:val="hi_IN" w:bidi="hi_IN"/>
+        </w:rPr>
+      </w:r>
+      <w:r>
+        <w:rPr>
           <w:b/>
           <w:lang w:val="hi_IN" w:bidi="hi_IN"/>
         </w:rPr>
@@ -21207,6 +21851,20 @@
       </w:r>
       <w:r>
         <w:rPr>
+          <w:lang w:val="hi_IN" w:bidi="hi_IN"/>
+        </w:rPr>
+        <w:t>וַ⁠יִּֽהְיוּ־שָׁ֗ם שְׁלֹשָׁה֙ בְּנֵ֣י צְרוּיָ֔ה יוֹאָ֥ב וַ⁠אֲבִישַׁ֖י וַ⁠עֲשָׂהאֵ֑ל וַ⁠עֲשָׂהאֵל֙ קַ֣ל בְּ⁠רַגְלָ֔י⁠ו כְּ⁠אַחַ֥ד הַ⁠צְּבָיִ֖ם אֲשֶׁ֥ר בַּ⁠שָּׂדֶֽה</w:t>
+      </w:r>
+    </w:p>
+    <w:p>
+      <w:pPr/>
+      <w:r>
+        <w:rPr>
+          <w:lang w:val="hi_IN" w:bidi="hi_IN"/>
+        </w:rPr>
+      </w:r>
+      <w:r>
+        <w:rPr>
           <w:b/>
           <w:lang w:val="hi_IN" w:bidi="hi_IN"/>
         </w:rPr>
@@ -21552,6 +22210,20 @@
       </w:r>
       <w:r>
         <w:rPr>
+          <w:lang w:val="hi_IN" w:bidi="hi_IN"/>
+        </w:rPr>
+        <w:t>עַל־הַ⁠יָּמִין֙ וְ⁠עַֽל־הַ⁠שְּׂמֹ֔אול מֵ⁠אַחֲרֵ֖י אַבְנֵֽר</w:t>
+      </w:r>
+    </w:p>
+    <w:p>
+      <w:pPr/>
+      <w:r>
+        <w:rPr>
+          <w:lang w:val="hi_IN" w:bidi="hi_IN"/>
+        </w:rPr>
+      </w:r>
+      <w:r>
+        <w:rPr>
           <w:b/>
           <w:lang w:val="hi_IN" w:bidi="hi_IN"/>
         </w:rPr>
@@ -21638,6 +22310,20 @@
         <w:rPr>
           <w:lang w:val="hi_IN" w:bidi="hi_IN"/>
         </w:rPr>
+      </w:r>
+    </w:p>
+    <w:p>
+      <w:pPr/>
+      <w:r>
+        <w:rPr>
+          <w:lang w:val="hi_IN" w:bidi="hi_IN"/>
+        </w:rPr>
+      </w:r>
+      <w:r>
+        <w:rPr>
+          <w:lang w:val="hi_IN" w:bidi="hi_IN"/>
+        </w:rPr>
+        <w:t>עַל־יְמִֽינְ⁠ךָ֙ א֣וֹ עַל־שְׂמֹאלֶ֔⁠ךָ</w:t>
       </w:r>
     </w:p>
     <w:p>
@@ -21764,6 +22450,20 @@
       </w:r>
       <w:r>
         <w:rPr>
+          <w:lang w:val="hi_IN" w:bidi="hi_IN"/>
+        </w:rPr>
+        <w:t>לָ֤⁠מָּה אַכֶּ֨⁠כָּה֙ אַ֔רְצָ⁠ה וְ⁠אֵיךְ֙ אֶשָּׂ֣א פָנַ֔⁠י אֶל־יוֹאָ֖ב אָחִֽי⁠ךָ</w:t>
+      </w:r>
+    </w:p>
+    <w:p>
+      <w:pPr/>
+      <w:r>
+        <w:rPr>
+          <w:lang w:val="hi_IN" w:bidi="hi_IN"/>
+        </w:rPr>
+      </w:r>
+      <w:r>
+        <w:rPr>
           <w:b/>
           <w:lang w:val="hi_IN" w:bidi="hi_IN"/>
         </w:rPr>
@@ -22612,6 +23312,20 @@
       </w:r>
       <w:r>
         <w:rPr>
+          <w:lang w:val="hi_IN" w:bidi="hi_IN"/>
+        </w:rPr>
+        <w:t>וְ⁠הַ⁠שֶּׁ֣מֶשׁ בָּ֔אָה וְ⁠הֵ֗מָּה בָּ֚אוּ עַד־גִּבְעַ֣ת אַמָּ֔ה</w:t>
+      </w:r>
+    </w:p>
+    <w:p>
+      <w:pPr/>
+      <w:r>
+        <w:rPr>
+          <w:lang w:val="hi_IN" w:bidi="hi_IN"/>
+        </w:rPr>
+      </w:r>
+      <w:r>
+        <w:rPr>
           <w:b/>
           <w:lang w:val="hi_IN" w:bidi="hi_IN"/>
         </w:rPr>
@@ -23109,6 +23823,20 @@
         <w:rPr>
           <w:lang w:val="hi_IN" w:bidi="hi_IN"/>
         </w:rPr>
+      </w:r>
+    </w:p>
+    <w:p>
+      <w:pPr/>
+      <w:r>
+        <w:rPr>
+          <w:lang w:val="hi_IN" w:bidi="hi_IN"/>
+        </w:rPr>
+      </w:r>
+      <w:r>
+        <w:rPr>
+          <w:lang w:val="hi_IN" w:bidi="hi_IN"/>
+        </w:rPr>
+        <w:t>בְנֵֽי־בִנְיָמִן֙</w:t>
       </w:r>
     </w:p>
     <w:p>
@@ -23646,6 +24374,20 @@
       </w:r>
       <w:r>
         <w:rPr>
+          <w:lang w:val="hi_IN" w:bidi="hi_IN"/>
+        </w:rPr>
+        <w:t>הֲ⁠לָ⁠נֶ֨צַח֙ תֹּ֣אכַל חֶ֔רֶב הֲ⁠ל֣וֹא יָדַ֔עְתָּה כִּֽי־מָרָ֥ה תִהְיֶ֖ה בָּ⁠אַחֲרוֹנָ֑ה וְ⁠עַד־מָתַי֙ לֹֽא־תֹאמַ֣ר לָ⁠עָ֔ם לָ⁠שׁ֖וּב מֵ⁠אַחֲרֵ֥י אֲחֵי⁠הֶֽם</w:t>
+      </w:r>
+    </w:p>
+    <w:p>
+      <w:pPr/>
+      <w:r>
+        <w:rPr>
+          <w:lang w:val="hi_IN" w:bidi="hi_IN"/>
+        </w:rPr>
+      </w:r>
+      <w:r>
+        <w:rPr>
           <w:b/>
           <w:lang w:val="hi_IN" w:bidi="hi_IN"/>
         </w:rPr>
@@ -24045,6 +24787,20 @@
         <w:rPr>
           <w:lang w:val="hi_IN" w:bidi="hi_IN"/>
         </w:rPr>
+      </w:r>
+    </w:p>
+    <w:p>
+      <w:pPr/>
+      <w:r>
+        <w:rPr>
+          <w:lang w:val="hi_IN" w:bidi="hi_IN"/>
+        </w:rPr>
+      </w:r>
+      <w:r>
+        <w:rPr>
+          <w:lang w:val="hi_IN" w:bidi="hi_IN"/>
+        </w:rPr>
+        <w:t>לָ⁠עָ֔ם</w:t>
       </w:r>
     </w:p>
     <w:p>
@@ -24920,6 +25676,20 @@
       </w:r>
       <w:r>
         <w:rPr>
+          <w:lang w:val="hi_IN" w:bidi="hi_IN"/>
+        </w:rPr>
+        <w:t>הִכּוּ֙ מִ⁠בִּנְיָמִ֔ן וּ⁠בְ⁠אַנְשֵׁ֖י אַבְנֵ֑ר שְׁלֹשׁ־מֵא֧וֹת וְ⁠שִׁשִּׁ֛ים אִ֖ישׁ מֵֽתוּ</w:t>
+      </w:r>
+    </w:p>
+    <w:p>
+      <w:pPr/>
+      <w:r>
+        <w:rPr>
+          <w:lang w:val="hi_IN" w:bidi="hi_IN"/>
+        </w:rPr>
+      </w:r>
+      <w:r>
+        <w:rPr>
           <w:b/>
           <w:lang w:val="hi_IN" w:bidi="hi_IN"/>
         </w:rPr>
@@ -25117,6 +25887,20 @@
         <w:rPr>
           <w:lang w:val="hi_IN" w:bidi="hi_IN"/>
         </w:rPr>
+      </w:r>
+    </w:p>
+    <w:p>
+      <w:pPr/>
+      <w:r>
+        <w:rPr>
+          <w:lang w:val="hi_IN" w:bidi="hi_IN"/>
+        </w:rPr>
+      </w:r>
+      <w:r>
+        <w:rPr>
+          <w:lang w:val="hi_IN" w:bidi="hi_IN"/>
+        </w:rPr>
+        <w:t>וַ⁠יִּשְׂאוּ֙ אֶת־עֲשָׂהאֵ֔ל וַֽ⁠יִּקְבְּרֻ֨⁠הוּ֙ בְּ⁠קֶ֣בֶר אָבִ֔י⁠ו</w:t>
       </w:r>
     </w:p>
     <w:p>
@@ -26373,6 +27157,20 @@
       </w:r>
       <w:r>
         <w:rPr>
+          <w:lang w:val="hi_IN" w:bidi="hi_IN"/>
+        </w:rPr>
+        <w:t>וְ⁠כָל־יִשְׂרָאֵ֖ל</w:t>
+      </w:r>
+    </w:p>
+    <w:p>
+      <w:pPr/>
+      <w:r>
+        <w:rPr>
+          <w:lang w:val="hi_IN" w:bidi="hi_IN"/>
+        </w:rPr>
+      </w:r>
+      <w:r>
+        <w:rPr>
           <w:b/>
           <w:lang w:val="hi_IN" w:bidi="hi_IN"/>
         </w:rPr>
@@ -26606,6 +27404,20 @@
       </w:r>
       <w:r>
         <w:rPr>
+          <w:lang w:val="hi_IN" w:bidi="hi_IN"/>
+        </w:rPr>
+        <w:t>וּ⁠שְׁנֵ֣י אֲנָשִׁ֣ים שָׂרֵֽי־גְדוּדִ֣ים הָי֪וּ בֶן־שָׁא֟וּל שֵׁם֩ הָ⁠אֶחָ֨ד בַּֽעֲנָ֜ה וְ⁠שֵׁ֧ם הַ⁠שֵּׁנִ֣י רֵכָ֗ב בְּנֵ֛י רִמּ֥וֹן הַ⁠בְּאֶֽרֹתִ֖י מִ⁠בְּנֵ֣י בִנְיָמִ֑ן</w:t>
+      </w:r>
+    </w:p>
+    <w:p>
+      <w:pPr/>
+      <w:r>
+        <w:rPr>
+          <w:lang w:val="hi_IN" w:bidi="hi_IN"/>
+        </w:rPr>
+      </w:r>
+      <w:r>
+        <w:rPr>
           <w:b/>
           <w:lang w:val="hi_IN" w:bidi="hi_IN"/>
         </w:rPr>
@@ -26728,6 +27540,20 @@
       </w:r>
       <w:r>
         <w:rPr>
+          <w:lang w:val="hi_IN" w:bidi="hi_IN"/>
+        </w:rPr>
+        <w:t>בְּנֵ֛י רִמּ֥וֹן הַ⁠בְּאֶֽרֹתִ֖י מִ⁠בְּנֵ֣י בִנְיָמִ֑ן כִּ֚י גַּם־בְּאֵר֔וֹת תֵּחָשֵׁ֖ב עַל־בִּנְיָמִֽן</w:t>
+      </w:r>
+    </w:p>
+    <w:p>
+      <w:pPr/>
+      <w:r>
+        <w:rPr>
+          <w:lang w:val="hi_IN" w:bidi="hi_IN"/>
+        </w:rPr>
+      </w:r>
+      <w:r>
+        <w:rPr>
           <w:b/>
           <w:lang w:val="hi_IN" w:bidi="hi_IN"/>
         </w:rPr>
@@ -26961,6 +27787,20 @@
       </w:r>
       <w:r>
         <w:rPr>
+          <w:lang w:val="hi_IN" w:bidi="hi_IN"/>
+        </w:rPr>
+        <w:t>וַ⁠יִּבְרְח֥וּ הַ⁠בְּאֵרֹתִ֖ים גִּתָּ֑יְמָ⁠ה וַֽ⁠יִּהְיוּ־שָׁ֣ם גָּרִ֔ים עַ֖ד הַ⁠יּ֥וֹם הַ⁠זֶּֽה</w:t>
+      </w:r>
+    </w:p>
+    <w:p>
+      <w:pPr/>
+      <w:r>
+        <w:rPr>
+          <w:lang w:val="hi_IN" w:bidi="hi_IN"/>
+        </w:rPr>
+      </w:r>
+      <w:r>
+        <w:rPr>
           <w:b/>
           <w:lang w:val="hi_IN" w:bidi="hi_IN"/>
         </w:rPr>
@@ -27168,6 +28008,20 @@
         <w:rPr>
           <w:lang w:val="hi_IN" w:bidi="hi_IN"/>
         </w:rPr>
+      </w:r>
+    </w:p>
+    <w:p>
+      <w:pPr/>
+      <w:r>
+        <w:rPr>
+          <w:lang w:val="hi_IN" w:bidi="hi_IN"/>
+        </w:rPr>
+      </w:r>
+      <w:r>
+        <w:rPr>
+          <w:lang w:val="hi_IN" w:bidi="hi_IN"/>
+        </w:rPr>
+        <w:t>בֶּן־חָמֵ֣שׁ שָׁנִ֣ים הָיָ֡ה</w:t>
       </w:r>
     </w:p>
     <w:p>
@@ -27320,6 +28174,20 @@
       </w:r>
       <w:r>
         <w:rPr>
+          <w:lang w:val="hi_IN" w:bidi="hi_IN"/>
+        </w:rPr>
+        <w:t>בְּ⁠בֹ֣א שְׁמֻעַת֩ שָׁא֨וּל וִ⁠יהֽוֹנָתָ֜ן מִֽ⁠יִּזְרְעֶ֗אל</w:t>
+      </w:r>
+    </w:p>
+    <w:p>
+      <w:pPr/>
+      <w:r>
+        <w:rPr>
+          <w:lang w:val="hi_IN" w:bidi="hi_IN"/>
+        </w:rPr>
+      </w:r>
+      <w:r>
+        <w:rPr>
           <w:b/>
           <w:lang w:val="hi_IN" w:bidi="hi_IN"/>
         </w:rPr>
@@ -27575,6 +28443,20 @@
         <w:rPr>
           <w:lang w:val="hi_IN" w:bidi="hi_IN"/>
         </w:rPr>
+      </w:r>
+    </w:p>
+    <w:p>
+      <w:pPr/>
+      <w:r>
+        <w:rPr>
+          <w:lang w:val="hi_IN" w:bidi="hi_IN"/>
+        </w:rPr>
+      </w:r>
+      <w:r>
+        <w:rPr>
+          <w:lang w:val="hi_IN" w:bidi="hi_IN"/>
+        </w:rPr>
+        <w:t>וְ֠⁠הֵנָּה בָּ֜אוּ עַד־תּ֤וֹךְ הַ⁠בַּ֨יִת֙ לֹקְחֵ֣י חִטִּ֔ים וַ⁠יַּכֻּ֖⁠הוּ אֶל־הַ⁠חֹ֑מֶשׁ וְ⁠רֵכָ֛ב וּ⁠בַעֲנָ֥ה אָחִ֖י⁠ו נִמְלָֽטוּ</w:t>
       </w:r>
     </w:p>
     <w:p>
@@ -27843,6 +28725,20 @@
       </w:r>
       <w:r>
         <w:rPr>
+          <w:lang w:val="hi_IN" w:bidi="hi_IN"/>
+        </w:rPr>
+        <w:t>אֹֽיִבְ⁠ךָ֔ אֲשֶׁ֥ר בִּקֵּ֖שׁ אֶת־נַפְשֶׁ֑⁠ךָ</w:t>
+      </w:r>
+    </w:p>
+    <w:p>
+      <w:pPr/>
+      <w:r>
+        <w:rPr>
+          <w:lang w:val="hi_IN" w:bidi="hi_IN"/>
+        </w:rPr>
+      </w:r>
+      <w:r>
+        <w:rPr>
           <w:b/>
           <w:lang w:val="hi_IN" w:bidi="hi_IN"/>
         </w:rPr>
@@ -28460,6 +29356,20 @@
       </w:r>
       <w:r>
         <w:rPr>
+          <w:lang w:val="hi_IN" w:bidi="hi_IN"/>
+        </w:rPr>
+        <w:t>וַ⁠יַּ֨עַן דָּוִ֜ד אֶת־רֵכָ֣ב ׀ וְ⁠אֶת־בַּעֲנָ֣ה אָחִ֗י⁠ו בְּנֵ֛י רִמּ֥וֹן הַ⁠בְּאֵֽרֹתִ֖י וַ⁠יֹּ֣אמֶר לָ⁠הֶ֑ם</w:t>
+      </w:r>
+    </w:p>
+    <w:p>
+      <w:pPr/>
+      <w:r>
+        <w:rPr>
+          <w:lang w:val="hi_IN" w:bidi="hi_IN"/>
+        </w:rPr>
+      </w:r>
+      <w:r>
+        <w:rPr>
           <w:b/>
           <w:lang w:val="hi_IN" w:bidi="hi_IN"/>
         </w:rPr>
@@ -28588,6 +29498,20 @@
       </w:r>
       <w:r>
         <w:rPr>
+          <w:lang w:val="hi_IN" w:bidi="hi_IN"/>
+        </w:rPr>
+        <w:t>חַי־יְהוָ֕ה אֲשֶׁר־פָּדָ֥ה אֶת־נַפְשִׁ֖⁠י מִ⁠כָּל־צָרָֽה</w:t>
+      </w:r>
+    </w:p>
+    <w:p>
+      <w:pPr/>
+      <w:r>
+        <w:rPr>
+          <w:lang w:val="hi_IN" w:bidi="hi_IN"/>
+        </w:rPr>
+      </w:r>
+      <w:r>
+        <w:rPr>
           <w:b/>
           <w:lang w:val="hi_IN" w:bidi="hi_IN"/>
         </w:rPr>
@@ -28685,6 +29609,20 @@
       </w:r>
       <w:r>
         <w:rPr>
+          <w:lang w:val="hi_IN" w:bidi="hi_IN"/>
+        </w:rPr>
+        <w:t>הַ⁠מַּגִּיד֩ לִ֨⁠י לֵ⁠אמֹ֜ר הִנֵּה־מֵ֣ת שָׁא֗וּל</w:t>
+      </w:r>
+    </w:p>
+    <w:p>
+      <w:pPr/>
+      <w:r>
+        <w:rPr>
+          <w:lang w:val="hi_IN" w:bidi="hi_IN"/>
+        </w:rPr>
+      </w:r>
+      <w:r>
+        <w:rPr>
           <w:b/>
           <w:lang w:val="hi_IN" w:bidi="hi_IN"/>
         </w:rPr>
@@ -28771,6 +29709,20 @@
         <w:rPr>
           <w:lang w:val="hi_IN" w:bidi="hi_IN"/>
         </w:rPr>
+      </w:r>
+    </w:p>
+    <w:p>
+      <w:pPr/>
+      <w:r>
+        <w:rPr>
+          <w:lang w:val="hi_IN" w:bidi="hi_IN"/>
+        </w:rPr>
+      </w:r>
+      <w:r>
+        <w:rPr>
+          <w:lang w:val="hi_IN" w:bidi="hi_IN"/>
+        </w:rPr>
+        <w:t>וְ⁠הֽוּא־הָיָ֤ה כִ⁠מְבַשֵּׂר֙ בְּ⁠עֵינָ֔י⁠ו</w:t>
       </w:r>
     </w:p>
     <w:p>
@@ -28891,6 +29843,20 @@
       </w:r>
       <w:r>
         <w:rPr>
+          <w:lang w:val="hi_IN" w:bidi="hi_IN"/>
+        </w:rPr>
+        <w:t>וָ⁠אֹחֲזָ֣⁠ה ב֔⁠וֹ וָ⁠אֶהְרְגֵ֖⁠הוּ</w:t>
+      </w:r>
+    </w:p>
+    <w:p>
+      <w:pPr/>
+      <w:r>
+        <w:rPr>
+          <w:lang w:val="hi_IN" w:bidi="hi_IN"/>
+        </w:rPr>
+      </w:r>
+      <w:r>
+        <w:rPr>
           <w:b/>
           <w:lang w:val="hi_IN" w:bidi="hi_IN"/>
         </w:rPr>
@@ -29552,6 +30518,20 @@
       </w:r>
       <w:r>
         <w:rPr>
+          <w:lang w:val="hi_IN" w:bidi="hi_IN"/>
+        </w:rPr>
+        <w:t>הֲ⁠ל֨וֹא אֲבַקֵּ֤שׁ אֶת־דָּמ⁠וֹ֙ מִ⁠יֶּדְ⁠כֶ֔ם וּ⁠בִעַרְתִּ֥י אֶתְ⁠כֶ֖ם מִן־הָ⁠אָֽרֶץ</w:t>
+      </w:r>
+    </w:p>
+    <w:p>
+      <w:pPr/>
+      <w:r>
+        <w:rPr>
+          <w:lang w:val="hi_IN" w:bidi="hi_IN"/>
+        </w:rPr>
+      </w:r>
+      <w:r>
+        <w:rPr>
           <w:b/>
           <w:lang w:val="hi_IN" w:bidi="hi_IN"/>
         </w:rPr>
@@ -30641,6 +31621,20 @@
       </w:r>
       <w:r>
         <w:rPr>
+          <w:lang w:val="hi_IN" w:bidi="hi_IN"/>
+        </w:rPr>
+        <w:t>גַּם־אֶתְמ֣וֹל גַּם־שִׁלְשׁ֗וֹם</w:t>
+      </w:r>
+    </w:p>
+    <w:p>
+      <w:pPr/>
+      <w:r>
+        <w:rPr>
+          <w:lang w:val="hi_IN" w:bidi="hi_IN"/>
+        </w:rPr>
+      </w:r>
+      <w:r>
+        <w:rPr>
           <w:b/>
           <w:lang w:val="hi_IN" w:bidi="hi_IN"/>
         </w:rPr>
@@ -30742,6 +31736,20 @@
       </w:r>
       <w:r>
         <w:rPr>
+          <w:lang w:val="hi_IN" w:bidi="hi_IN"/>
+        </w:rPr>
+        <w:t>הַמּוֹצִ֥יא וְהַמֵּבִ֖יא אֶת־יִשְׂרָאֵ֑ל</w:t>
+      </w:r>
+    </w:p>
+    <w:p>
+      <w:pPr/>
+      <w:r>
+        <w:rPr>
+          <w:lang w:val="hi_IN" w:bidi="hi_IN"/>
+        </w:rPr>
+      </w:r>
+      <w:r>
+        <w:rPr>
           <w:b/>
           <w:lang w:val="hi_IN" w:bidi="hi_IN"/>
         </w:rPr>
@@ -31121,6 +32129,20 @@
       </w:r>
       <w:r>
         <w:rPr>
+          <w:lang w:val="hi_IN" w:bidi="hi_IN"/>
+        </w:rPr>
+        <w:t>וַ⁠יֹּ֨אמֶר יְהוָ֜ה לְ⁠ךָ֗ אַתָּ֨ה תִרְעֶ֤ה אֶת־עַמִּ⁠י֙ אֶת־יִשְׂרָאֵ֔ל וְ⁠אַתָּ֛ה תִּהְיֶ֥ה לְ⁠נָגִ֖יד עַל־יִשְׂרָאֵֽל</w:t>
+      </w:r>
+    </w:p>
+    <w:p>
+      <w:pPr/>
+      <w:r>
+        <w:rPr>
+          <w:lang w:val="hi_IN" w:bidi="hi_IN"/>
+        </w:rPr>
+      </w:r>
+      <w:r>
+        <w:rPr>
           <w:b/>
           <w:lang w:val="hi_IN" w:bidi="hi_IN"/>
         </w:rPr>
@@ -31413,6 +32435,20 @@
         <w:rPr>
           <w:lang w:val="hi_IN" w:bidi="hi_IN"/>
         </w:rPr>
+      </w:r>
+    </w:p>
+    <w:p>
+      <w:pPr/>
+      <w:r>
+        <w:rPr>
+          <w:lang w:val="hi_IN" w:bidi="hi_IN"/>
+        </w:rPr>
+      </w:r>
+      <w:r>
+        <w:rPr>
+          <w:lang w:val="hi_IN" w:bidi="hi_IN"/>
+        </w:rPr>
+        <w:t>וַ⁠יִּכְרֹ֣ת לָ⁠הֶם֩ הַ⁠מֶּ֨לֶךְ דָּוִ֥ד בְּרִ֛ית</w:t>
       </w:r>
     </w:p>
     <w:p>
@@ -31525,6 +32561,20 @@
       </w:r>
       <w:r>
         <w:rPr>
+          <w:lang w:val="hi_IN" w:bidi="hi_IN"/>
+        </w:rPr>
+        <w:t>לִ⁠פְנֵ֣י יְהוָ֑ה</w:t>
+      </w:r>
+    </w:p>
+    <w:p>
+      <w:pPr/>
+      <w:r>
+        <w:rPr>
+          <w:lang w:val="hi_IN" w:bidi="hi_IN"/>
+        </w:rPr>
+      </w:r>
+      <w:r>
+        <w:rPr>
           <w:b/>
           <w:lang w:val="hi_IN" w:bidi="hi_IN"/>
         </w:rPr>
@@ -31626,6 +32676,20 @@
       </w:r>
       <w:r>
         <w:rPr>
+          <w:lang w:val="hi_IN" w:bidi="hi_IN"/>
+        </w:rPr>
+        <w:t>בֶּן־שְׁלֹשִׁ֥ים שָׁנָ֛ה דָּוִ֖ד בְּ⁠מָלְכ֑⁠וֹ אַרְבָּעִ֥ים שָׁנָ֖ה מָלָֽךְ</w:t>
+      </w:r>
+    </w:p>
+    <w:p>
+      <w:pPr/>
+      <w:r>
+        <w:rPr>
+          <w:lang w:val="hi_IN" w:bidi="hi_IN"/>
+        </w:rPr>
+      </w:r>
+      <w:r>
+        <w:rPr>
           <w:b/>
           <w:lang w:val="hi_IN" w:bidi="hi_IN"/>
         </w:rPr>
@@ -31711,6 +32775,20 @@
         <w:rPr>
           <w:lang w:val="hi_IN" w:bidi="hi_IN"/>
         </w:rPr>
+      </w:r>
+    </w:p>
+    <w:p>
+      <w:pPr/>
+      <w:r>
+        <w:rPr>
+          <w:lang w:val="hi_IN" w:bidi="hi_IN"/>
+        </w:rPr>
+      </w:r>
+      <w:r>
+        <w:rPr>
+          <w:lang w:val="hi_IN" w:bidi="hi_IN"/>
+        </w:rPr>
+        <w:t>בֶּן־שְׁלֹשִׁ֥ים שָׁנָ֛ה דָּוִ֖ד</w:t>
       </w:r>
     </w:p>
     <w:p>
@@ -31823,6 +32901,20 @@
       </w:r>
       <w:r>
         <w:rPr>
+          <w:lang w:val="hi_IN" w:bidi="hi_IN"/>
+        </w:rPr>
+        <w:t>אֶל־הַ⁠יְבֻסִ֖י יוֹשֵׁ֣ב הָ⁠אָ֑רֶץ וַ⁠יֹּ֨אמֶר לְ⁠דָוִ֤ד</w:t>
+      </w:r>
+    </w:p>
+    <w:p>
+      <w:pPr/>
+      <w:r>
+        <w:rPr>
+          <w:lang w:val="hi_IN" w:bidi="hi_IN"/>
+        </w:rPr>
+      </w:r>
+      <w:r>
+        <w:rPr>
           <w:b/>
           <w:lang w:val="hi_IN" w:bidi="hi_IN"/>
         </w:rPr>
@@ -32935,6 +34027,20 @@
       </w:r>
       <w:r>
         <w:rPr>
+          <w:lang w:val="hi_IN" w:bidi="hi_IN"/>
+        </w:rPr>
+        <w:t>עַל־כֵּן֙ יֹֽאמְר֔וּ עִוֵּ֣ר וּ⁠פִסֵּ֔חַ לֹ֥א יָב֖וֹא אֶל־הַ⁠בָּֽיִת</w:t>
+      </w:r>
+    </w:p>
+    <w:p>
+      <w:pPr/>
+      <w:r>
+        <w:rPr>
+          <w:lang w:val="hi_IN" w:bidi="hi_IN"/>
+        </w:rPr>
+      </w:r>
+      <w:r>
+        <w:rPr>
           <w:b/>
           <w:lang w:val="hi_IN" w:bidi="hi_IN"/>
         </w:rPr>
@@ -33487,6 +34593,20 @@
         <w:rPr>
           <w:lang w:val="hi_IN" w:bidi="hi_IN"/>
         </w:rPr>
+      </w:r>
+    </w:p>
+    <w:p>
+      <w:pPr/>
+      <w:r>
+        <w:rPr>
+          <w:lang w:val="hi_IN" w:bidi="hi_IN"/>
+        </w:rPr>
+      </w:r>
+      <w:r>
+        <w:rPr>
+          <w:lang w:val="hi_IN" w:bidi="hi_IN"/>
+        </w:rPr>
+        <w:t>וַ⁠יֵּ֥לֶךְ דָּוִ֖ד הָל֣וֹךְ וְ⁠גָד֑וֹל וַ⁠יהוָ֛ה אֱלֹהֵ֥י צְבָא֖וֹת עִמּֽ⁠וֹ</w:t>
       </w:r>
     </w:p>
     <w:p>
@@ -34123,6 +35243,20 @@
       </w:r>
       <w:r>
         <w:rPr>
+          <w:lang w:val="hi_IN" w:bidi="hi_IN"/>
+        </w:rPr>
+        <w:t>וַ⁠יִּוָּ֥לְדּוּ ע֛וֹד לְ⁠דָוִ֖ד בָּנִ֥ים וּ⁠בָנֽוֹת</w:t>
+      </w:r>
+    </w:p>
+    <w:p>
+      <w:pPr/>
+      <w:r>
+        <w:rPr>
+          <w:lang w:val="hi_IN" w:bidi="hi_IN"/>
+        </w:rPr>
+      </w:r>
+      <w:r>
+        <w:rPr>
           <w:b/>
           <w:lang w:val="hi_IN" w:bidi="hi_IN"/>
         </w:rPr>
@@ -34440,6 +35574,20 @@
         <w:rPr>
           <w:lang w:val="hi_IN" w:bidi="hi_IN"/>
         </w:rPr>
+      </w:r>
+    </w:p>
+    <w:p>
+      <w:pPr/>
+      <w:r>
+        <w:rPr>
+          <w:lang w:val="hi_IN" w:bidi="hi_IN"/>
+        </w:rPr>
+      </w:r>
+      <w:r>
+        <w:rPr>
+          <w:lang w:val="hi_IN" w:bidi="hi_IN"/>
+        </w:rPr>
+        <w:t>וַ⁠יַּעֲל֥וּ כָל־פְּלִשְׁתִּ֖ים &amp; וַ⁠יֵּ֖רֶד</w:t>
       </w:r>
     </w:p>
     <w:p>
@@ -34673,6 +35821,20 @@
       </w:r>
       <w:r>
         <w:rPr>
+          <w:lang w:val="hi_IN" w:bidi="hi_IN"/>
+        </w:rPr>
+        <w:t>בְּ⁠יָדִ֑⁠י &amp; בְּ⁠יָדֶֽ⁠ךָ</w:t>
+      </w:r>
+    </w:p>
+    <w:p>
+      <w:pPr/>
+      <w:r>
+        <w:rPr>
+          <w:lang w:val="hi_IN" w:bidi="hi_IN"/>
+        </w:rPr>
+      </w:r>
+      <w:r>
+        <w:rPr>
           <w:b/>
           <w:lang w:val="hi_IN" w:bidi="hi_IN"/>
         </w:rPr>
@@ -34763,6 +35925,20 @@
         <w:rPr>
           <w:lang w:val="hi_IN" w:bidi="hi_IN"/>
         </w:rPr>
+      </w:r>
+    </w:p>
+    <w:p>
+      <w:pPr/>
+      <w:r>
+        <w:rPr>
+          <w:lang w:val="hi_IN" w:bidi="hi_IN"/>
+        </w:rPr>
+      </w:r>
+      <w:r>
+        <w:rPr>
+          <w:lang w:val="hi_IN" w:bidi="hi_IN"/>
+        </w:rPr>
+        <w:t>עֲלֵ֔ה כִּֽי־נָתֹ֥ן אֶתֵּ֛ן אֶת־הַ⁠פְּלִשְׁתִּ֖ים בְּ⁠יָדֶֽ⁠ךָ</w:t>
       </w:r>
     </w:p>
     <w:p>
